--- a/Tuan_02/BaoCao_Tuan02.docx
+++ b/Tuan_02/BaoCao_Tuan02.docx
@@ -48,7 +48,7 @@
         <w:tc>
           <w:tcPr>
             <w:tcW w:type="dxa" w:w="3249"/>
-            <w:shd w:val="clear" w:color="auto" w:fill="D9E2F3"/>
+            <w:shd w:val="clear" w:color="auto" w:fill="E7E6E6"/>
           </w:tcPr>
           <w:p>
             <w:r>
@@ -68,7 +68,7 @@
         <w:tc>
           <w:tcPr>
             <w:tcW w:type="dxa" w:w="3249"/>
-            <w:shd w:val="clear" w:color="auto" w:fill="D9E2F3"/>
+            <w:shd w:val="clear" w:color="auto" w:fill="E7E6E6"/>
           </w:tcPr>
           <w:p>
             <w:r>
@@ -88,7 +88,7 @@
         <w:tc>
           <w:tcPr>
             <w:tcW w:type="dxa" w:w="3249"/>
-            <w:shd w:val="clear" w:color="auto" w:fill="D9E2F3"/>
+            <w:shd w:val="clear" w:color="auto" w:fill="E7E6E6"/>
           </w:tcPr>
           <w:p>
             <w:r>
@@ -130,7 +130,7 @@
             <w:r>
               <w:rPr>
                 <w:rFonts w:ascii="Consolas" w:hAnsi="Consolas"/>
-                <w:color w:val="8B1A1A"/>
+                <w:color w:val="000000"/>
                 <w:sz w:val="20"/>
               </w:rPr>
               <w:t>scripts/tai_du_lieu.py</w:t>
@@ -182,7 +182,7 @@
             <w:r>
               <w:rPr>
                 <w:rFonts w:ascii="Consolas" w:hAnsi="Consolas"/>
-                <w:color w:val="8B1A1A"/>
+                <w:color w:val="000000"/>
                 <w:sz w:val="20"/>
               </w:rPr>
               <w:t>manifest/manifest_full.json</w:t>
@@ -196,7 +196,7 @@
             <w:r>
               <w:rPr>
                 <w:rFonts w:ascii="Consolas" w:hAnsi="Consolas"/>
-                <w:color w:val="8B1A1A"/>
+                <w:color w:val="000000"/>
                 <w:sz w:val="20"/>
               </w:rPr>
               <w:t>manifest/manifest_full.sha256</w:t>
@@ -242,7 +242,7 @@
             <w:r>
               <w:rPr>
                 <w:rFonts w:ascii="Consolas" w:hAnsi="Consolas"/>
-                <w:color w:val="8B1A1A"/>
+                <w:color w:val="000000"/>
                 <w:sz w:val="20"/>
               </w:rPr>
               <w:t>DataContract_v0.1.md</w:t>
@@ -256,7 +256,7 @@
             <w:r>
               <w:rPr>
                 <w:rFonts w:ascii="Consolas" w:hAnsi="Consolas"/>
-                <w:color w:val="8B1A1A"/>
+                <w:color w:val="000000"/>
                 <w:sz w:val="20"/>
               </w:rPr>
               <w:t>contract/data_contract_v0.1.yaml</w:t>
@@ -302,7 +302,7 @@
             <w:r>
               <w:rPr>
                 <w:rFonts w:ascii="Consolas" w:hAnsi="Consolas"/>
-                <w:color w:val="8B1A1A"/>
+                <w:color w:val="000000"/>
                 <w:sz w:val="20"/>
               </w:rPr>
               <w:t>data_sample/raw</w:t>
@@ -316,7 +316,7 @@
             <w:r>
               <w:rPr>
                 <w:rFonts w:ascii="Consolas" w:hAnsi="Consolas"/>
-                <w:color w:val="8B1A1A"/>
+                <w:color w:val="000000"/>
                 <w:sz w:val="20"/>
               </w:rPr>
               <w:t>data_sample/curated</w:t>
@@ -368,7 +368,7 @@
             <w:r>
               <w:rPr>
                 <w:rFonts w:ascii="Consolas" w:hAnsi="Consolas"/>
-                <w:color w:val="8B1A1A"/>
+                <w:color w:val="000000"/>
                 <w:sz w:val="20"/>
               </w:rPr>
               <w:t>src/mdl/readers.py</w:t>
@@ -382,7 +382,7 @@
             <w:r>
               <w:rPr>
                 <w:rFonts w:ascii="Consolas" w:hAnsi="Consolas"/>
-                <w:color w:val="8B1A1A"/>
+                <w:color w:val="000000"/>
                 <w:sz w:val="20"/>
               </w:rPr>
               <w:t>scripts/doc_thu_nguon.py</w:t>
@@ -428,7 +428,7 @@
             <w:r>
               <w:rPr>
                 <w:rFonts w:ascii="Consolas" w:hAnsi="Consolas"/>
-                <w:color w:val="8B1A1A"/>
+                <w:color w:val="000000"/>
                 <w:sz w:val="20"/>
               </w:rPr>
               <w:t>DataCard_v0.1.md</w:t>
@@ -470,7 +470,7 @@
       <w:r>
         <w:rPr>
           <w:rFonts w:ascii="Consolas" w:hAnsi="Consolas"/>
-          <w:color w:val="8B1A1A"/>
+          <w:color w:val="000000"/>
           <w:sz w:val="19"/>
         </w:rPr>
         <w:t>9d8d210c</w:t>
@@ -481,7 +481,7 @@
       <w:r>
         <w:rPr>
           <w:rFonts w:ascii="Consolas" w:hAnsi="Consolas"/>
-          <w:color w:val="8B1A1A"/>
+          <w:color w:val="000000"/>
           <w:sz w:val="19"/>
         </w:rPr>
         <w:t>509ad797</w:t>
@@ -492,7 +492,7 @@
       <w:r>
         <w:rPr>
           <w:rFonts w:ascii="Consolas" w:hAnsi="Consolas"/>
-          <w:color w:val="8B1A1A"/>
+          <w:color w:val="000000"/>
           <w:sz w:val="19"/>
         </w:rPr>
         <w:t>29dcec07</w:t>
@@ -503,7 +503,7 @@
       <w:r>
         <w:rPr>
           <w:rFonts w:ascii="Consolas" w:hAnsi="Consolas"/>
-          <w:color w:val="8B1A1A"/>
+          <w:color w:val="000000"/>
           <w:sz w:val="19"/>
         </w:rPr>
         <w:t>source, source_version, license, source_url, raw_uri, bytes, sha256, downloaded_at</w:t>
@@ -514,7 +514,7 @@
       <w:r>
         <w:rPr>
           <w:rFonts w:ascii="Consolas" w:hAnsi="Consolas"/>
-          <w:color w:val="8B1A1A"/>
+          <w:color w:val="000000"/>
           <w:sz w:val="19"/>
         </w:rPr>
         <w:t>python scripts/tai_du_lieu.py --verify</w:t>
@@ -547,7 +547,7 @@
       <w:r>
         <w:rPr>
           <w:rFonts w:ascii="Consolas" w:hAnsi="Consolas"/>
-          <w:color w:val="8B1A1A"/>
+          <w:color w:val="000000"/>
           <w:sz w:val="19"/>
         </w:rPr>
         <w:t>math_record</w:t>
@@ -572,7 +572,7 @@
       <w:r>
         <w:rPr>
           <w:rFonts w:ascii="Consolas" w:hAnsi="Consolas"/>
-          <w:color w:val="8B1A1A"/>
+          <w:color w:val="000000"/>
           <w:sz w:val="19"/>
         </w:rPr>
         <w:t>record_id = sha1(source|source_record_key)[:20]</w:t>
@@ -583,7 +583,7 @@
       <w:r>
         <w:rPr>
           <w:rFonts w:ascii="Consolas" w:hAnsi="Consolas"/>
-          <w:color w:val="8B1A1A"/>
+          <w:color w:val="000000"/>
           <w:sz w:val="19"/>
         </w:rPr>
         <w:t>(record_id, source_version)</w:t>
@@ -608,7 +608,7 @@
       <w:r>
         <w:rPr>
           <w:rFonts w:ascii="Consolas" w:hAnsi="Consolas"/>
-          <w:color w:val="8B1A1A"/>
+          <w:color w:val="000000"/>
           <w:sz w:val="19"/>
         </w:rPr>
         <w:t>source / source_version</w:t>
@@ -641,7 +641,7 @@
         <w:tc>
           <w:tcPr>
             <w:tcW w:type="dxa" w:w="2436"/>
-            <w:shd w:val="clear" w:color="auto" w:fill="D9E2F3"/>
+            <w:shd w:val="clear" w:color="auto" w:fill="E7E6E6"/>
           </w:tcPr>
           <w:p>
             <w:r>
@@ -661,7 +661,7 @@
         <w:tc>
           <w:tcPr>
             <w:tcW w:type="dxa" w:w="2436"/>
-            <w:shd w:val="clear" w:color="auto" w:fill="D9E2F3"/>
+            <w:shd w:val="clear" w:color="auto" w:fill="E7E6E6"/>
           </w:tcPr>
           <w:p>
             <w:r>
@@ -681,7 +681,7 @@
         <w:tc>
           <w:tcPr>
             <w:tcW w:type="dxa" w:w="2436"/>
-            <w:shd w:val="clear" w:color="auto" w:fill="D9E2F3"/>
+            <w:shd w:val="clear" w:color="auto" w:fill="E7E6E6"/>
           </w:tcPr>
           <w:p>
             <w:r>
@@ -701,7 +701,7 @@
         <w:tc>
           <w:tcPr>
             <w:tcW w:type="dxa" w:w="2436"/>
-            <w:shd w:val="clear" w:color="auto" w:fill="D9E2F3"/>
+            <w:shd w:val="clear" w:color="auto" w:fill="E7E6E6"/>
           </w:tcPr>
           <w:p>
             <w:r>
@@ -963,7 +963,7 @@
       <w:r>
         <w:rPr>
           <w:rFonts w:ascii="Consolas" w:hAnsi="Consolas"/>
-          <w:color w:val="8B1A1A"/>
+          <w:color w:val="000000"/>
           <w:sz w:val="19"/>
         </w:rPr>
         <w:t>ket_qua/doc_thu_full.json</w:t>
@@ -974,7 +974,7 @@
       <w:r>
         <w:rPr>
           <w:rFonts w:ascii="Consolas" w:hAnsi="Consolas"/>
-          <w:color w:val="8B1A1A"/>
+          <w:color w:val="000000"/>
           <w:sz w:val="19"/>
         </w:rPr>
         <w:t>ket_qua/doc_thu_sample.json</w:t>
@@ -1002,7 +1002,7 @@
       <w:r>
         <w:rPr>
           <w:rFonts w:ascii="Consolas" w:hAnsi="Consolas"/>
-          <w:color w:val="8B1A1A"/>
+          <w:color w:val="000000"/>
           <w:sz w:val="19"/>
         </w:rPr>
         <w:t>random/train.json</w:t>
@@ -1044,7 +1044,7 @@
       <w:r>
         <w:rPr>
           <w:rFonts w:ascii="Consolas" w:hAnsi="Consolas"/>
-          <w:color w:val="8B1A1A"/>
+          <w:color w:val="000000"/>
           <w:sz w:val="19"/>
         </w:rPr>
         <w:t>_source, _source_version, _key, _split, _raw_uri, _raw_row</w:t>
@@ -1069,7 +1069,7 @@
       <w:r>
         <w:rPr>
           <w:rFonts w:ascii="Consolas" w:hAnsi="Consolas"/>
-          <w:color w:val="8B1A1A"/>
+          <w:color w:val="000000"/>
           <w:sz w:val="19"/>
         </w:rPr>
         <w:t>math_record</w:t>
@@ -1080,7 +1080,7 @@
       <w:r>
         <w:rPr>
           <w:rFonts w:ascii="Consolas" w:hAnsi="Consolas"/>
-          <w:color w:val="8B1A1A"/>
+          <w:color w:val="000000"/>
           <w:sz w:val="19"/>
         </w:rPr>
         <w:t>src/mdl/transform.py::to_unified</w:t>
@@ -1091,7 +1091,7 @@
       <w:r>
         <w:rPr>
           <w:rFonts w:ascii="Consolas" w:hAnsi="Consolas"/>
-          <w:color w:val="8B1A1A"/>
+          <w:color w:val="000000"/>
           <w:sz w:val="19"/>
         </w:rPr>
         <w:t>content_sha256</w:t>
@@ -1102,7 +1102,7 @@
       <w:r>
         <w:rPr>
           <w:rFonts w:ascii="Consolas" w:hAnsi="Consolas"/>
-          <w:color w:val="8B1A1A"/>
+          <w:color w:val="000000"/>
           <w:sz w:val="19"/>
         </w:rPr>
         <w:t>quality_flags</w:t>
@@ -1127,7 +1127,7 @@
       <w:r>
         <w:rPr>
           <w:rFonts w:ascii="Consolas" w:hAnsi="Consolas"/>
-          <w:color w:val="8B1A1A"/>
+          <w:color w:val="000000"/>
           <w:sz w:val="19"/>
         </w:rPr>
         <w:t>errors</w:t>
@@ -1152,7 +1152,7 @@
       <w:r>
         <w:rPr>
           <w:rFonts w:ascii="Consolas" w:hAnsi="Consolas"/>
-          <w:color w:val="8B1A1A"/>
+          <w:color w:val="000000"/>
           <w:sz w:val="19"/>
         </w:rPr>
         <w:t>record_id</w:t>
@@ -1163,7 +1163,7 @@
       <w:r>
         <w:rPr>
           <w:rFonts w:ascii="Consolas" w:hAnsi="Consolas"/>
-          <w:color w:val="8B1A1A"/>
+          <w:color w:val="000000"/>
           <w:sz w:val="19"/>
         </w:rPr>
         <w:t>(source, source_version)</w:t>
@@ -1199,7 +1199,7 @@
       <w:r>
         <w:rPr>
           <w:rFonts w:ascii="Consolas" w:hAnsi="Consolas"/>
-          <w:color w:val="8B1A1A"/>
+          <w:color w:val="000000"/>
           <w:sz w:val="19"/>
         </w:rPr>
         <w:t>W05_UNBALANCED_DOLLAR</w:t>
@@ -1210,7 +1210,7 @@
       <w:r>
         <w:rPr>
           <w:rFonts w:ascii="Consolas" w:hAnsi="Consolas"/>
-          <w:color w:val="8B1A1A"/>
+          <w:color w:val="000000"/>
           <w:sz w:val="19"/>
         </w:rPr>
         <w:t>W04_CONTROL_CHAR</w:t>
@@ -1261,7 +1261,7 @@
       <w:r>
         <w:rPr>
           <w:rFonts w:ascii="Consolas" w:hAnsi="Consolas"/>
-          <w:color w:val="8B1A1A"/>
+          <w:color w:val="000000"/>
           <w:sz w:val="19"/>
         </w:rPr>
         <w:t>data_sample/curated/math_record_sample.parquet</w:t>
@@ -1645,6 +1645,7 @@
     <w:rsid w:val="00FC693F"/>
     <w:rPr>
       <w:rFonts w:ascii="Times New Roman" w:hAnsi="Times New Roman" w:eastAsia="Times New Roman"/>
+      <w:color w:val="000000"/>
       <w:sz w:val="24"/>
     </w:rPr>
   </w:style>
@@ -1710,7 +1711,7 @@
       <w:rFonts w:ascii="Times New Roman" w:hAnsi="Times New Roman" w:eastAsia="Times New Roman" w:cs="Times New Roman"/>
       <w:b/>
       <w:bCs/>
-      <w:color w:val="1F3A68"/>
+      <w:color w:val="000000"/>
       <w:sz w:val="28"/>
       <w:szCs w:val="28"/>
     </w:rPr>
@@ -1734,7 +1735,7 @@
       <w:rFonts w:ascii="Times New Roman" w:hAnsi="Times New Roman" w:eastAsia="Times New Roman" w:cs="Times New Roman"/>
       <w:b/>
       <w:bCs/>
-      <w:color w:val="1F3A68"/>
+      <w:color w:val="000000"/>
       <w:sz w:val="26"/>
       <w:szCs w:val="26"/>
     </w:rPr>
@@ -1758,7 +1759,7 @@
       <w:rFonts w:ascii="Times New Roman" w:hAnsi="Times New Roman" w:eastAsia="Times New Roman" w:cs="Times New Roman"/>
       <w:b/>
       <w:bCs/>
-      <w:color w:val="1F3A68"/>
+      <w:color w:val="000000"/>
     </w:rPr>
   </w:style>
   <w:style w:type="paragraph" w:styleId="Heading4">
@@ -1783,7 +1784,7 @@
       <w:bCs/>
       <w:i/>
       <w:iCs/>
-      <w:color w:val="1F3A68"/>
+      <w:color w:val="000000"/>
     </w:rPr>
   </w:style>
   <w:style w:type="paragraph" w:styleId="Heading5">
@@ -1804,7 +1805,7 @@
     </w:pPr>
     <w:rPr>
       <w:rFonts w:asciiTheme="majorHAnsi" w:eastAsiaTheme="majorEastAsia" w:hAnsiTheme="majorHAnsi" w:cstheme="majorBidi"/>
-      <w:color w:val="243F60" w:themeColor="accent1" w:themeShade="7F"/>
+      <w:color w:val="000000"/>
     </w:rPr>
   </w:style>
   <w:style w:type="paragraph" w:styleId="Heading6">
@@ -1827,7 +1828,7 @@
       <w:rFonts w:asciiTheme="majorHAnsi" w:eastAsiaTheme="majorEastAsia" w:hAnsiTheme="majorHAnsi" w:cstheme="majorBidi"/>
       <w:i/>
       <w:iCs/>
-      <w:color w:val="243F60" w:themeColor="accent1" w:themeShade="7F"/>
+      <w:color w:val="000000"/>
     </w:rPr>
   </w:style>
   <w:style w:type="paragraph" w:styleId="Heading7">
@@ -1850,7 +1851,7 @@
       <w:rFonts w:asciiTheme="majorHAnsi" w:eastAsiaTheme="majorEastAsia" w:hAnsiTheme="majorHAnsi" w:cstheme="majorBidi"/>
       <w:i/>
       <w:iCs/>
-      <w:color w:val="404040" w:themeColor="text1" w:themeTint="BF"/>
+      <w:color w:val="000000"/>
     </w:rPr>
   </w:style>
   <w:style w:type="paragraph" w:styleId="Heading8">
@@ -1871,7 +1872,7 @@
     </w:pPr>
     <w:rPr>
       <w:rFonts w:asciiTheme="majorHAnsi" w:eastAsiaTheme="majorEastAsia" w:hAnsiTheme="majorHAnsi" w:cstheme="majorBidi"/>
-      <w:color w:val="4F81BD" w:themeColor="accent1"/>
+      <w:color w:val="000000"/>
       <w:sz w:val="20"/>
       <w:szCs w:val="20"/>
     </w:rPr>
@@ -1896,7 +1897,7 @@
       <w:rFonts w:asciiTheme="majorHAnsi" w:eastAsiaTheme="majorEastAsia" w:hAnsiTheme="majorHAnsi" w:cstheme="majorBidi"/>
       <w:i/>
       <w:iCs/>
-      <w:color w:val="404040" w:themeColor="text1" w:themeTint="BF"/>
+      <w:color w:val="000000"/>
       <w:sz w:val="20"/>
       <w:szCs w:val="20"/>
     </w:rPr>
@@ -1947,7 +1948,7 @@
       <w:rFonts w:asciiTheme="majorHAnsi" w:eastAsiaTheme="majorEastAsia" w:hAnsiTheme="majorHAnsi" w:cstheme="majorBidi"/>
       <w:b/>
       <w:bCs/>
-      <w:color w:val="365F91" w:themeColor="accent1" w:themeShade="BF"/>
+      <w:color w:val="000000"/>
       <w:sz w:val="28"/>
       <w:szCs w:val="28"/>
     </w:rPr>
@@ -1962,7 +1963,7 @@
       <w:rFonts w:asciiTheme="majorHAnsi" w:eastAsiaTheme="majorEastAsia" w:hAnsiTheme="majorHAnsi" w:cstheme="majorBidi"/>
       <w:b/>
       <w:bCs/>
-      <w:color w:val="4F81BD" w:themeColor="accent1"/>
+      <w:color w:val="000000"/>
       <w:sz w:val="26"/>
       <w:szCs w:val="26"/>
     </w:rPr>
@@ -1977,7 +1978,7 @@
       <w:rFonts w:asciiTheme="majorHAnsi" w:eastAsiaTheme="majorEastAsia" w:hAnsiTheme="majorHAnsi" w:cstheme="majorBidi"/>
       <w:b/>
       <w:bCs/>
-      <w:color w:val="4F81BD" w:themeColor="accent1"/>
+      <w:color w:val="000000"/>
     </w:rPr>
   </w:style>
   <w:style w:type="paragraph" w:styleId="Title">
@@ -1997,7 +1998,7 @@
     </w:pPr>
     <w:rPr>
       <w:rFonts w:ascii="Times New Roman" w:hAnsi="Times New Roman" w:eastAsia="Times New Roman" w:cs="Times New Roman"/>
-      <w:color w:val="1F3A68"/>
+      <w:color w:val="000000"/>
       <w:spacing w:val="5"/>
       <w:kern w:val="28"/>
       <w:sz w:val="52"/>
@@ -2012,7 +2013,7 @@
     <w:rsid w:val="00FC693F"/>
     <w:rPr>
       <w:rFonts w:asciiTheme="majorHAnsi" w:eastAsiaTheme="majorEastAsia" w:hAnsiTheme="majorHAnsi" w:cstheme="majorBidi"/>
-      <w:color w:val="17365D" w:themeColor="text2" w:themeShade="BF"/>
+      <w:color w:val="000000"/>
       <w:spacing w:val="5"/>
       <w:kern w:val="28"/>
       <w:sz w:val="52"/>
@@ -2036,7 +2037,7 @@
       <w:rFonts w:asciiTheme="majorHAnsi" w:eastAsiaTheme="majorEastAsia" w:hAnsiTheme="majorHAnsi" w:cstheme="majorBidi"/>
       <w:i/>
       <w:iCs/>
-      <w:color w:val="4F81BD" w:themeColor="accent1"/>
+      <w:color w:val="000000"/>
       <w:spacing w:val="15"/>
       <w:sz w:val="24"/>
       <w:szCs w:val="24"/>
@@ -2052,7 +2053,7 @@
       <w:rFonts w:asciiTheme="majorHAnsi" w:eastAsiaTheme="majorEastAsia" w:hAnsiTheme="majorHAnsi" w:cstheme="majorBidi"/>
       <w:i/>
       <w:iCs/>
-      <w:color w:val="4F81BD" w:themeColor="accent1"/>
+      <w:color w:val="000000"/>
       <w:spacing w:val="15"/>
       <w:sz w:val="24"/>
       <w:szCs w:val="24"/>
@@ -2324,7 +2325,7 @@
     <w:rPr>
       <w:i/>
       <w:iCs/>
-      <w:color w:val="000000" w:themeColor="text1"/>
+      <w:color w:val="000000"/>
     </w:rPr>
   </w:style>
   <w:style w:type="character" w:customStyle="1" w:styleId="QuoteChar">
@@ -2336,7 +2337,7 @@
     <w:rPr>
       <w:i/>
       <w:iCs/>
-      <w:color w:val="000000" w:themeColor="text1"/>
+      <w:color w:val="000000"/>
     </w:rPr>
   </w:style>
   <w:style w:type="character" w:customStyle="1" w:styleId="Heading4Char">
@@ -2352,7 +2353,7 @@
       <w:bCs/>
       <w:i/>
       <w:iCs/>
-      <w:color w:val="4F81BD" w:themeColor="accent1"/>
+      <w:color w:val="000000"/>
     </w:rPr>
   </w:style>
   <w:style w:type="character" w:customStyle="1" w:styleId="Heading5Char">
@@ -2364,7 +2365,7 @@
     <w:rsid w:val="00FC693F"/>
     <w:rPr>
       <w:rFonts w:asciiTheme="majorHAnsi" w:eastAsiaTheme="majorEastAsia" w:hAnsiTheme="majorHAnsi" w:cstheme="majorBidi"/>
-      <w:color w:val="243F60" w:themeColor="accent1" w:themeShade="7F"/>
+      <w:color w:val="000000"/>
     </w:rPr>
   </w:style>
   <w:style w:type="character" w:customStyle="1" w:styleId="Heading6Char">
@@ -2378,7 +2379,7 @@
       <w:rFonts w:asciiTheme="majorHAnsi" w:eastAsiaTheme="majorEastAsia" w:hAnsiTheme="majorHAnsi" w:cstheme="majorBidi"/>
       <w:i/>
       <w:iCs/>
-      <w:color w:val="243F60" w:themeColor="accent1" w:themeShade="7F"/>
+      <w:color w:val="000000"/>
     </w:rPr>
   </w:style>
   <w:style w:type="character" w:customStyle="1" w:styleId="Heading7Char">
@@ -2392,7 +2393,7 @@
       <w:rFonts w:asciiTheme="majorHAnsi" w:eastAsiaTheme="majorEastAsia" w:hAnsiTheme="majorHAnsi" w:cstheme="majorBidi"/>
       <w:i/>
       <w:iCs/>
-      <w:color w:val="404040" w:themeColor="text1" w:themeTint="BF"/>
+      <w:color w:val="000000"/>
     </w:rPr>
   </w:style>
   <w:style w:type="character" w:customStyle="1" w:styleId="Heading8Char">
@@ -2404,7 +2405,7 @@
     <w:rsid w:val="00FC693F"/>
     <w:rPr>
       <w:rFonts w:asciiTheme="majorHAnsi" w:eastAsiaTheme="majorEastAsia" w:hAnsiTheme="majorHAnsi" w:cstheme="majorBidi"/>
-      <w:color w:val="4F81BD" w:themeColor="accent1"/>
+      <w:color w:val="000000"/>
       <w:sz w:val="20"/>
       <w:szCs w:val="20"/>
     </w:rPr>
@@ -2420,7 +2421,7 @@
       <w:rFonts w:asciiTheme="majorHAnsi" w:eastAsiaTheme="majorEastAsia" w:hAnsiTheme="majorHAnsi" w:cstheme="majorBidi"/>
       <w:i/>
       <w:iCs/>
-      <w:color w:val="404040" w:themeColor="text1" w:themeTint="BF"/>
+      <w:color w:val="000000"/>
       <w:sz w:val="20"/>
       <w:szCs w:val="20"/>
     </w:rPr>
@@ -2440,7 +2441,7 @@
     <w:rPr>
       <w:b/>
       <w:bCs/>
-      <w:color w:val="4F81BD" w:themeColor="accent1"/>
+      <w:color w:val="000000"/>
       <w:sz w:val="18"/>
       <w:szCs w:val="18"/>
     </w:rPr>
@@ -2487,7 +2488,7 @@
       <w:bCs/>
       <w:i/>
       <w:iCs/>
-      <w:color w:val="4F81BD" w:themeColor="accent1"/>
+      <w:color w:val="000000"/>
     </w:rPr>
   </w:style>
   <w:style w:type="character" w:customStyle="1" w:styleId="IntenseQuoteChar">
@@ -2501,7 +2502,7 @@
       <w:bCs/>
       <w:i/>
       <w:iCs/>
-      <w:color w:val="4F81BD" w:themeColor="accent1"/>
+      <w:color w:val="000000"/>
     </w:rPr>
   </w:style>
   <w:style w:type="character" w:styleId="SubtleEmphasis">
@@ -2513,7 +2514,7 @@
     <w:rPr>
       <w:i/>
       <w:iCs/>
-      <w:color w:val="808080" w:themeColor="text1" w:themeTint="7F"/>
+      <w:color w:val="000000"/>
     </w:rPr>
   </w:style>
   <w:style w:type="character" w:styleId="IntenseEmphasis">
@@ -2527,7 +2528,7 @@
       <w:bCs/>
       <w:i/>
       <w:iCs/>
-      <w:color w:val="4F81BD" w:themeColor="accent1"/>
+      <w:color w:val="000000"/>
     </w:rPr>
   </w:style>
   <w:style w:type="character" w:styleId="SubtleReference">
@@ -2538,7 +2539,7 @@
     <w:rsid w:val="00FC693F"/>
     <w:rPr>
       <w:smallCaps/>
-      <w:color w:val="C0504D" w:themeColor="accent2"/>
+      <w:color w:val="000000"/>
       <w:u w:val="single"/>
     </w:rPr>
   </w:style>
@@ -2552,7 +2553,7 @@
       <w:b/>
       <w:bCs/>
       <w:smallCaps/>
-      <w:color w:val="C0504D" w:themeColor="accent2"/>
+      <w:color w:val="000000"/>
       <w:spacing w:val="5"/>
       <w:u w:val="single"/>
     </w:rPr>
@@ -2618,7 +2619,7 @@
       <w:spacing w:after="0" w:line="240" w:lineRule="auto"/>
     </w:pPr>
     <w:rPr>
-      <w:color w:val="000000" w:themeColor="text1" w:themeShade="BF"/>
+      <w:color w:val="000000"/>
     </w:rPr>
     <w:tblPr>
       <w:tblStyleRowBandSize w:val="1"/>
@@ -2721,7 +2722,7 @@
       <w:spacing w:after="0" w:line="240" w:lineRule="auto"/>
     </w:pPr>
     <w:rPr>
-      <w:color w:val="365F91" w:themeColor="accent1" w:themeShade="BF"/>
+      <w:color w:val="000000"/>
     </w:rPr>
     <w:tblPr>
       <w:tblStyleRowBandSize w:val="1"/>
@@ -2824,7 +2825,7 @@
       <w:spacing w:after="0" w:line="240" w:lineRule="auto"/>
     </w:pPr>
     <w:rPr>
-      <w:color w:val="943634" w:themeColor="accent2" w:themeShade="BF"/>
+      <w:color w:val="000000"/>
     </w:rPr>
     <w:tblPr>
       <w:tblStyleRowBandSize w:val="1"/>
@@ -2927,7 +2928,7 @@
       <w:spacing w:after="0" w:line="240" w:lineRule="auto"/>
     </w:pPr>
     <w:rPr>
-      <w:color w:val="76923C" w:themeColor="accent3" w:themeShade="BF"/>
+      <w:color w:val="000000"/>
     </w:rPr>
     <w:tblPr>
       <w:tblStyleRowBandSize w:val="1"/>
@@ -3030,7 +3031,7 @@
       <w:spacing w:after="0" w:line="240" w:lineRule="auto"/>
     </w:pPr>
     <w:rPr>
-      <w:color w:val="5F497A" w:themeColor="accent4" w:themeShade="BF"/>
+      <w:color w:val="000000"/>
     </w:rPr>
     <w:tblPr>
       <w:tblStyleRowBandSize w:val="1"/>
@@ -3133,7 +3134,7 @@
       <w:spacing w:after="0" w:line="240" w:lineRule="auto"/>
     </w:pPr>
     <w:rPr>
-      <w:color w:val="31849B" w:themeColor="accent5" w:themeShade="BF"/>
+      <w:color w:val="000000"/>
     </w:rPr>
     <w:tblPr>
       <w:tblStyleRowBandSize w:val="1"/>
@@ -3236,7 +3237,7 @@
       <w:spacing w:after="0" w:line="240" w:lineRule="auto"/>
     </w:pPr>
     <w:rPr>
-      <w:color w:val="E36C0A" w:themeColor="accent6" w:themeShade="BF"/>
+      <w:color w:val="000000"/>
     </w:rPr>
     <w:tblPr>
       <w:tblStyleRowBandSize w:val="1"/>
@@ -3362,7 +3363,7 @@
       <w:rPr>
         <w:b/>
         <w:bCs/>
-        <w:color w:val="FFFFFF" w:themeColor="background1"/>
+        <w:color w:val="000000"/>
       </w:rPr>
       <w:tblPr/>
       <w:tcPr>
@@ -3454,7 +3455,7 @@
       <w:rPr>
         <w:b/>
         <w:bCs/>
-        <w:color w:val="FFFFFF" w:themeColor="background1"/>
+        <w:color w:val="000000"/>
       </w:rPr>
       <w:tblPr/>
       <w:tcPr>
@@ -3546,7 +3547,7 @@
       <w:rPr>
         <w:b/>
         <w:bCs/>
-        <w:color w:val="FFFFFF" w:themeColor="background1"/>
+        <w:color w:val="000000"/>
       </w:rPr>
       <w:tblPr/>
       <w:tcPr>
@@ -3638,7 +3639,7 @@
       <w:rPr>
         <w:b/>
         <w:bCs/>
-        <w:color w:val="FFFFFF" w:themeColor="background1"/>
+        <w:color w:val="000000"/>
       </w:rPr>
       <w:tblPr/>
       <w:tcPr>
@@ -3730,7 +3731,7 @@
       <w:rPr>
         <w:b/>
         <w:bCs/>
-        <w:color w:val="FFFFFF" w:themeColor="background1"/>
+        <w:color w:val="000000"/>
       </w:rPr>
       <w:tblPr/>
       <w:tcPr>
@@ -3822,7 +3823,7 @@
       <w:rPr>
         <w:b/>
         <w:bCs/>
-        <w:color w:val="FFFFFF" w:themeColor="background1"/>
+        <w:color w:val="000000"/>
       </w:rPr>
       <w:tblPr/>
       <w:tcPr>
@@ -3914,7 +3915,7 @@
       <w:rPr>
         <w:b/>
         <w:bCs/>
-        <w:color w:val="FFFFFF" w:themeColor="background1"/>
+        <w:color w:val="000000"/>
       </w:rPr>
       <w:tblPr/>
       <w:tcPr>
@@ -4917,7 +4918,7 @@
       <w:rPr>
         <w:b/>
         <w:bCs/>
-        <w:color w:val="FFFFFF" w:themeColor="background1"/>
+        <w:color w:val="000000"/>
       </w:rPr>
       <w:tblPr/>
       <w:tcPr>
@@ -5023,7 +5024,7 @@
       <w:rPr>
         <w:b/>
         <w:bCs/>
-        <w:color w:val="FFFFFF" w:themeColor="background1"/>
+        <w:color w:val="000000"/>
       </w:rPr>
       <w:tblPr/>
       <w:tcPr>
@@ -5129,7 +5130,7 @@
       <w:rPr>
         <w:b/>
         <w:bCs/>
-        <w:color w:val="FFFFFF" w:themeColor="background1"/>
+        <w:color w:val="000000"/>
       </w:rPr>
       <w:tblPr/>
       <w:tcPr>
@@ -5235,7 +5236,7 @@
       <w:rPr>
         <w:b/>
         <w:bCs/>
-        <w:color w:val="FFFFFF" w:themeColor="background1"/>
+        <w:color w:val="000000"/>
       </w:rPr>
       <w:tblPr/>
       <w:tcPr>
@@ -5341,7 +5342,7 @@
       <w:rPr>
         <w:b/>
         <w:bCs/>
-        <w:color w:val="FFFFFF" w:themeColor="background1"/>
+        <w:color w:val="000000"/>
       </w:rPr>
       <w:tblPr/>
       <w:tcPr>
@@ -5447,7 +5448,7 @@
       <w:rPr>
         <w:b/>
         <w:bCs/>
-        <w:color w:val="FFFFFF" w:themeColor="background1"/>
+        <w:color w:val="000000"/>
       </w:rPr>
       <w:tblPr/>
       <w:tcPr>
@@ -5553,7 +5554,7 @@
       <w:rPr>
         <w:b/>
         <w:bCs/>
-        <w:color w:val="FFFFFF" w:themeColor="background1"/>
+        <w:color w:val="000000"/>
       </w:rPr>
       <w:tblPr/>
       <w:tcPr>
@@ -5656,7 +5657,7 @@
       <w:rPr>
         <w:b/>
         <w:bCs/>
-        <w:color w:val="FFFFFF" w:themeColor="background1"/>
+        <w:color w:val="000000"/>
       </w:rPr>
       <w:tblPr/>
       <w:tcPr>
@@ -5676,7 +5677,7 @@
         <w:spacing w:before="0" w:after="0" w:line="240" w:lineRule="auto"/>
       </w:pPr>
       <w:rPr>
-        <w:color w:val="auto"/>
+        <w:color w:val="000000"/>
       </w:rPr>
       <w:tblPr/>
       <w:tcPr>
@@ -5695,7 +5696,7 @@
       <w:rPr>
         <w:b/>
         <w:bCs/>
-        <w:color w:val="FFFFFF" w:themeColor="background1"/>
+        <w:color w:val="000000"/>
       </w:rPr>
       <w:tblPr/>
       <w:tcPr>
@@ -5714,7 +5715,7 @@
       <w:rPr>
         <w:b/>
         <w:bCs/>
-        <w:color w:val="FFFFFF" w:themeColor="background1"/>
+        <w:color w:val="000000"/>
       </w:rPr>
       <w:tblPr/>
       <w:tcPr>
@@ -5760,7 +5761,7 @@
     </w:tblStylePr>
     <w:tblStylePr w:type="nwCell">
       <w:rPr>
-        <w:color w:val="FFFFFF" w:themeColor="background1"/>
+        <w:color w:val="000000"/>
       </w:rPr>
       <w:tblPr/>
       <w:tcPr>
@@ -5805,7 +5806,7 @@
       <w:rPr>
         <w:b/>
         <w:bCs/>
-        <w:color w:val="FFFFFF" w:themeColor="background1"/>
+        <w:color w:val="000000"/>
       </w:rPr>
       <w:tblPr/>
       <w:tcPr>
@@ -5825,7 +5826,7 @@
         <w:spacing w:before="0" w:after="0" w:line="240" w:lineRule="auto"/>
       </w:pPr>
       <w:rPr>
-        <w:color w:val="auto"/>
+        <w:color w:val="000000"/>
       </w:rPr>
       <w:tblPr/>
       <w:tcPr>
@@ -5844,7 +5845,7 @@
       <w:rPr>
         <w:b/>
         <w:bCs/>
-        <w:color w:val="FFFFFF" w:themeColor="background1"/>
+        <w:color w:val="000000"/>
       </w:rPr>
       <w:tblPr/>
       <w:tcPr>
@@ -5863,7 +5864,7 @@
       <w:rPr>
         <w:b/>
         <w:bCs/>
-        <w:color w:val="FFFFFF" w:themeColor="background1"/>
+        <w:color w:val="000000"/>
       </w:rPr>
       <w:tblPr/>
       <w:tcPr>
@@ -5909,7 +5910,7 @@
     </w:tblStylePr>
     <w:tblStylePr w:type="nwCell">
       <w:rPr>
-        <w:color w:val="FFFFFF" w:themeColor="background1"/>
+        <w:color w:val="000000"/>
       </w:rPr>
       <w:tblPr/>
       <w:tcPr>
@@ -5954,7 +5955,7 @@
       <w:rPr>
         <w:b/>
         <w:bCs/>
-        <w:color w:val="FFFFFF" w:themeColor="background1"/>
+        <w:color w:val="000000"/>
       </w:rPr>
       <w:tblPr/>
       <w:tcPr>
@@ -5974,7 +5975,7 @@
         <w:spacing w:before="0" w:after="0" w:line="240" w:lineRule="auto"/>
       </w:pPr>
       <w:rPr>
-        <w:color w:val="auto"/>
+        <w:color w:val="000000"/>
       </w:rPr>
       <w:tblPr/>
       <w:tcPr>
@@ -5993,7 +5994,7 @@
       <w:rPr>
         <w:b/>
         <w:bCs/>
-        <w:color w:val="FFFFFF" w:themeColor="background1"/>
+        <w:color w:val="000000"/>
       </w:rPr>
       <w:tblPr/>
       <w:tcPr>
@@ -6012,7 +6013,7 @@
       <w:rPr>
         <w:b/>
         <w:bCs/>
-        <w:color w:val="FFFFFF" w:themeColor="background1"/>
+        <w:color w:val="000000"/>
       </w:rPr>
       <w:tblPr/>
       <w:tcPr>
@@ -6058,7 +6059,7 @@
     </w:tblStylePr>
     <w:tblStylePr w:type="nwCell">
       <w:rPr>
-        <w:color w:val="FFFFFF" w:themeColor="background1"/>
+        <w:color w:val="000000"/>
       </w:rPr>
       <w:tblPr/>
       <w:tcPr>
@@ -6103,7 +6104,7 @@
       <w:rPr>
         <w:b/>
         <w:bCs/>
-        <w:color w:val="FFFFFF" w:themeColor="background1"/>
+        <w:color w:val="000000"/>
       </w:rPr>
       <w:tblPr/>
       <w:tcPr>
@@ -6123,7 +6124,7 @@
         <w:spacing w:before="0" w:after="0" w:line="240" w:lineRule="auto"/>
       </w:pPr>
       <w:rPr>
-        <w:color w:val="auto"/>
+        <w:color w:val="000000"/>
       </w:rPr>
       <w:tblPr/>
       <w:tcPr>
@@ -6142,7 +6143,7 @@
       <w:rPr>
         <w:b/>
         <w:bCs/>
-        <w:color w:val="FFFFFF" w:themeColor="background1"/>
+        <w:color w:val="000000"/>
       </w:rPr>
       <w:tblPr/>
       <w:tcPr>
@@ -6161,7 +6162,7 @@
       <w:rPr>
         <w:b/>
         <w:bCs/>
-        <w:color w:val="FFFFFF" w:themeColor="background1"/>
+        <w:color w:val="000000"/>
       </w:rPr>
       <w:tblPr/>
       <w:tcPr>
@@ -6207,7 +6208,7 @@
     </w:tblStylePr>
     <w:tblStylePr w:type="nwCell">
       <w:rPr>
-        <w:color w:val="FFFFFF" w:themeColor="background1"/>
+        <w:color w:val="000000"/>
       </w:rPr>
       <w:tblPr/>
       <w:tcPr>
@@ -6252,7 +6253,7 @@
       <w:rPr>
         <w:b/>
         <w:bCs/>
-        <w:color w:val="FFFFFF" w:themeColor="background1"/>
+        <w:color w:val="000000"/>
       </w:rPr>
       <w:tblPr/>
       <w:tcPr>
@@ -6272,7 +6273,7 @@
         <w:spacing w:before="0" w:after="0" w:line="240" w:lineRule="auto"/>
       </w:pPr>
       <w:rPr>
-        <w:color w:val="auto"/>
+        <w:color w:val="000000"/>
       </w:rPr>
       <w:tblPr/>
       <w:tcPr>
@@ -6291,7 +6292,7 @@
       <w:rPr>
         <w:b/>
         <w:bCs/>
-        <w:color w:val="FFFFFF" w:themeColor="background1"/>
+        <w:color w:val="000000"/>
       </w:rPr>
       <w:tblPr/>
       <w:tcPr>
@@ -6310,7 +6311,7 @@
       <w:rPr>
         <w:b/>
         <w:bCs/>
-        <w:color w:val="FFFFFF" w:themeColor="background1"/>
+        <w:color w:val="000000"/>
       </w:rPr>
       <w:tblPr/>
       <w:tcPr>
@@ -6356,7 +6357,7 @@
     </w:tblStylePr>
     <w:tblStylePr w:type="nwCell">
       <w:rPr>
-        <w:color w:val="FFFFFF" w:themeColor="background1"/>
+        <w:color w:val="000000"/>
       </w:rPr>
       <w:tblPr/>
       <w:tcPr>
@@ -6401,7 +6402,7 @@
       <w:rPr>
         <w:b/>
         <w:bCs/>
-        <w:color w:val="FFFFFF" w:themeColor="background1"/>
+        <w:color w:val="000000"/>
       </w:rPr>
       <w:tblPr/>
       <w:tcPr>
@@ -6421,7 +6422,7 @@
         <w:spacing w:before="0" w:after="0" w:line="240" w:lineRule="auto"/>
       </w:pPr>
       <w:rPr>
-        <w:color w:val="auto"/>
+        <w:color w:val="000000"/>
       </w:rPr>
       <w:tblPr/>
       <w:tcPr>
@@ -6440,7 +6441,7 @@
       <w:rPr>
         <w:b/>
         <w:bCs/>
-        <w:color w:val="FFFFFF" w:themeColor="background1"/>
+        <w:color w:val="000000"/>
       </w:rPr>
       <w:tblPr/>
       <w:tcPr>
@@ -6459,7 +6460,7 @@
       <w:rPr>
         <w:b/>
         <w:bCs/>
-        <w:color w:val="FFFFFF" w:themeColor="background1"/>
+        <w:color w:val="000000"/>
       </w:rPr>
       <w:tblPr/>
       <w:tcPr>
@@ -6505,7 +6506,7 @@
     </w:tblStylePr>
     <w:tblStylePr w:type="nwCell">
       <w:rPr>
-        <w:color w:val="FFFFFF" w:themeColor="background1"/>
+        <w:color w:val="000000"/>
       </w:rPr>
       <w:tblPr/>
       <w:tcPr>
@@ -6550,7 +6551,7 @@
       <w:rPr>
         <w:b/>
         <w:bCs/>
-        <w:color w:val="FFFFFF" w:themeColor="background1"/>
+        <w:color w:val="000000"/>
       </w:rPr>
       <w:tblPr/>
       <w:tcPr>
@@ -6570,7 +6571,7 @@
         <w:spacing w:before="0" w:after="0" w:line="240" w:lineRule="auto"/>
       </w:pPr>
       <w:rPr>
-        <w:color w:val="auto"/>
+        <w:color w:val="000000"/>
       </w:rPr>
       <w:tblPr/>
       <w:tcPr>
@@ -6589,7 +6590,7 @@
       <w:rPr>
         <w:b/>
         <w:bCs/>
-        <w:color w:val="FFFFFF" w:themeColor="background1"/>
+        <w:color w:val="000000"/>
       </w:rPr>
       <w:tblPr/>
       <w:tcPr>
@@ -6608,7 +6609,7 @@
       <w:rPr>
         <w:b/>
         <w:bCs/>
-        <w:color w:val="FFFFFF" w:themeColor="background1"/>
+        <w:color w:val="000000"/>
       </w:rPr>
       <w:tblPr/>
       <w:tcPr>
@@ -6654,7 +6655,7 @@
     </w:tblStylePr>
     <w:tblStylePr w:type="nwCell">
       <w:rPr>
-        <w:color w:val="FFFFFF" w:themeColor="background1"/>
+        <w:color w:val="000000"/>
       </w:rPr>
       <w:tblPr/>
       <w:tcPr>
@@ -6678,7 +6679,7 @@
       <w:spacing w:after="0" w:line="240" w:lineRule="auto"/>
     </w:pPr>
     <w:rPr>
-      <w:color w:val="000000" w:themeColor="text1"/>
+      <w:color w:val="000000"/>
     </w:rPr>
     <w:tblPr>
       <w:tblStyleRowBandSize w:val="1"/>
@@ -6711,7 +6712,7 @@
       <w:rPr>
         <w:b/>
         <w:bCs/>
-        <w:color w:val="1F497D" w:themeColor="text2"/>
+        <w:color w:val="000000"/>
       </w:rPr>
       <w:tblPr/>
       <w:tcPr>
@@ -6762,7 +6763,7 @@
       <w:spacing w:after="0" w:line="240" w:lineRule="auto"/>
     </w:pPr>
     <w:rPr>
-      <w:color w:val="000000" w:themeColor="text1"/>
+      <w:color w:val="000000"/>
     </w:rPr>
     <w:tblPr>
       <w:tblStyleRowBandSize w:val="1"/>
@@ -6795,7 +6796,7 @@
       <w:rPr>
         <w:b/>
         <w:bCs/>
-        <w:color w:val="1F497D" w:themeColor="text2"/>
+        <w:color w:val="000000"/>
       </w:rPr>
       <w:tblPr/>
       <w:tcPr>
@@ -6846,7 +6847,7 @@
       <w:spacing w:after="0" w:line="240" w:lineRule="auto"/>
     </w:pPr>
     <w:rPr>
-      <w:color w:val="000000" w:themeColor="text1"/>
+      <w:color w:val="000000"/>
     </w:rPr>
     <w:tblPr>
       <w:tblStyleRowBandSize w:val="1"/>
@@ -6879,7 +6880,7 @@
       <w:rPr>
         <w:b/>
         <w:bCs/>
-        <w:color w:val="1F497D" w:themeColor="text2"/>
+        <w:color w:val="000000"/>
       </w:rPr>
       <w:tblPr/>
       <w:tcPr>
@@ -6930,7 +6931,7 @@
       <w:spacing w:after="0" w:line="240" w:lineRule="auto"/>
     </w:pPr>
     <w:rPr>
-      <w:color w:val="000000" w:themeColor="text1"/>
+      <w:color w:val="000000"/>
     </w:rPr>
     <w:tblPr>
       <w:tblStyleRowBandSize w:val="1"/>
@@ -6963,7 +6964,7 @@
       <w:rPr>
         <w:b/>
         <w:bCs/>
-        <w:color w:val="1F497D" w:themeColor="text2"/>
+        <w:color w:val="000000"/>
       </w:rPr>
       <w:tblPr/>
       <w:tcPr>
@@ -7014,7 +7015,7 @@
       <w:spacing w:after="0" w:line="240" w:lineRule="auto"/>
     </w:pPr>
     <w:rPr>
-      <w:color w:val="000000" w:themeColor="text1"/>
+      <w:color w:val="000000"/>
     </w:rPr>
     <w:tblPr>
       <w:tblStyleRowBandSize w:val="1"/>
@@ -7047,7 +7048,7 @@
       <w:rPr>
         <w:b/>
         <w:bCs/>
-        <w:color w:val="1F497D" w:themeColor="text2"/>
+        <w:color w:val="000000"/>
       </w:rPr>
       <w:tblPr/>
       <w:tcPr>
@@ -7098,7 +7099,7 @@
       <w:spacing w:after="0" w:line="240" w:lineRule="auto"/>
     </w:pPr>
     <w:rPr>
-      <w:color w:val="000000" w:themeColor="text1"/>
+      <w:color w:val="000000"/>
     </w:rPr>
     <w:tblPr>
       <w:tblStyleRowBandSize w:val="1"/>
@@ -7131,7 +7132,7 @@
       <w:rPr>
         <w:b/>
         <w:bCs/>
-        <w:color w:val="1F497D" w:themeColor="text2"/>
+        <w:color w:val="000000"/>
       </w:rPr>
       <w:tblPr/>
       <w:tcPr>
@@ -7182,7 +7183,7 @@
       <w:spacing w:after="0" w:line="240" w:lineRule="auto"/>
     </w:pPr>
     <w:rPr>
-      <w:color w:val="000000" w:themeColor="text1"/>
+      <w:color w:val="000000"/>
     </w:rPr>
     <w:tblPr>
       <w:tblStyleRowBandSize w:val="1"/>
@@ -7215,7 +7216,7 @@
       <w:rPr>
         <w:b/>
         <w:bCs/>
-        <w:color w:val="1F497D" w:themeColor="text2"/>
+        <w:color w:val="000000"/>
       </w:rPr>
       <w:tblPr/>
       <w:tcPr>
@@ -7267,7 +7268,7 @@
     </w:pPr>
     <w:rPr>
       <w:rFonts w:asciiTheme="majorHAnsi" w:eastAsiaTheme="majorEastAsia" w:hAnsiTheme="majorHAnsi" w:cstheme="majorBidi"/>
-      <w:color w:val="000000" w:themeColor="text1"/>
+      <w:color w:val="000000"/>
     </w:rPr>
     <w:tblPr>
       <w:tblStyleRowBandSize w:val="1"/>
@@ -7395,7 +7396,7 @@
     </w:pPr>
     <w:rPr>
       <w:rFonts w:asciiTheme="majorHAnsi" w:eastAsiaTheme="majorEastAsia" w:hAnsiTheme="majorHAnsi" w:cstheme="majorBidi"/>
-      <w:color w:val="000000" w:themeColor="text1"/>
+      <w:color w:val="000000"/>
     </w:rPr>
     <w:tblPr>
       <w:tblStyleRowBandSize w:val="1"/>
@@ -7523,7 +7524,7 @@
     </w:pPr>
     <w:rPr>
       <w:rFonts w:asciiTheme="majorHAnsi" w:eastAsiaTheme="majorEastAsia" w:hAnsiTheme="majorHAnsi" w:cstheme="majorBidi"/>
-      <w:color w:val="000000" w:themeColor="text1"/>
+      <w:color w:val="000000"/>
     </w:rPr>
     <w:tblPr>
       <w:tblStyleRowBandSize w:val="1"/>
@@ -7651,7 +7652,7 @@
     </w:pPr>
     <w:rPr>
       <w:rFonts w:asciiTheme="majorHAnsi" w:eastAsiaTheme="majorEastAsia" w:hAnsiTheme="majorHAnsi" w:cstheme="majorBidi"/>
-      <w:color w:val="000000" w:themeColor="text1"/>
+      <w:color w:val="000000"/>
     </w:rPr>
     <w:tblPr>
       <w:tblStyleRowBandSize w:val="1"/>
@@ -7779,7 +7780,7 @@
     </w:pPr>
     <w:rPr>
       <w:rFonts w:asciiTheme="majorHAnsi" w:eastAsiaTheme="majorEastAsia" w:hAnsiTheme="majorHAnsi" w:cstheme="majorBidi"/>
-      <w:color w:val="000000" w:themeColor="text1"/>
+      <w:color w:val="000000"/>
     </w:rPr>
     <w:tblPr>
       <w:tblStyleRowBandSize w:val="1"/>
@@ -7907,7 +7908,7 @@
     </w:pPr>
     <w:rPr>
       <w:rFonts w:asciiTheme="majorHAnsi" w:eastAsiaTheme="majorEastAsia" w:hAnsiTheme="majorHAnsi" w:cstheme="majorBidi"/>
-      <w:color w:val="000000" w:themeColor="text1"/>
+      <w:color w:val="000000"/>
     </w:rPr>
     <w:tblPr>
       <w:tblStyleRowBandSize w:val="1"/>
@@ -8035,7 +8036,7 @@
     </w:pPr>
     <w:rPr>
       <w:rFonts w:asciiTheme="majorHAnsi" w:eastAsiaTheme="majorEastAsia" w:hAnsiTheme="majorHAnsi" w:cstheme="majorBidi"/>
-      <w:color w:val="000000" w:themeColor="text1"/>
+      <w:color w:val="000000"/>
     </w:rPr>
     <w:tblPr>
       <w:tblStyleRowBandSize w:val="1"/>
@@ -8674,7 +8675,7 @@
     </w:pPr>
     <w:rPr>
       <w:rFonts w:asciiTheme="majorHAnsi" w:eastAsiaTheme="majorEastAsia" w:hAnsiTheme="majorHAnsi" w:cstheme="majorBidi"/>
-      <w:color w:val="000000" w:themeColor="text1"/>
+      <w:color w:val="000000"/>
     </w:rPr>
     <w:tblPr>
       <w:tblStyleRowBandSize w:val="1"/>
@@ -8702,7 +8703,7 @@
       <w:rPr>
         <w:b/>
         <w:bCs/>
-        <w:color w:val="000000" w:themeColor="text1"/>
+        <w:color w:val="000000"/>
       </w:rPr>
       <w:tblPr/>
       <w:tcPr>
@@ -8713,7 +8714,7 @@
       <w:rPr>
         <w:b/>
         <w:bCs/>
-        <w:color w:val="000000" w:themeColor="text1"/>
+        <w:color w:val="000000"/>
       </w:rPr>
       <w:tblPr/>
       <w:tcPr>
@@ -8732,7 +8733,7 @@
       <w:rPr>
         <w:b/>
         <w:bCs/>
-        <w:color w:val="000000" w:themeColor="text1"/>
+        <w:color w:val="000000"/>
       </w:rPr>
       <w:tblPr/>
       <w:tcPr>
@@ -8751,7 +8752,7 @@
       <w:rPr>
         <w:b w:val="0"/>
         <w:bCs w:val="0"/>
-        <w:color w:val="000000" w:themeColor="text1"/>
+        <w:color w:val="000000"/>
       </w:rPr>
       <w:tblPr/>
       <w:tcPr>
@@ -8799,7 +8800,7 @@
     </w:pPr>
     <w:rPr>
       <w:rFonts w:asciiTheme="majorHAnsi" w:eastAsiaTheme="majorEastAsia" w:hAnsiTheme="majorHAnsi" w:cstheme="majorBidi"/>
-      <w:color w:val="000000" w:themeColor="text1"/>
+      <w:color w:val="000000"/>
     </w:rPr>
     <w:tblPr>
       <w:tblStyleRowBandSize w:val="1"/>
@@ -8827,7 +8828,7 @@
       <w:rPr>
         <w:b/>
         <w:bCs/>
-        <w:color w:val="000000" w:themeColor="text1"/>
+        <w:color w:val="000000"/>
       </w:rPr>
       <w:tblPr/>
       <w:tcPr>
@@ -8838,7 +8839,7 @@
       <w:rPr>
         <w:b/>
         <w:bCs/>
-        <w:color w:val="000000" w:themeColor="text1"/>
+        <w:color w:val="000000"/>
       </w:rPr>
       <w:tblPr/>
       <w:tcPr>
@@ -8857,7 +8858,7 @@
       <w:rPr>
         <w:b/>
         <w:bCs/>
-        <w:color w:val="000000" w:themeColor="text1"/>
+        <w:color w:val="000000"/>
       </w:rPr>
       <w:tblPr/>
       <w:tcPr>
@@ -8876,7 +8877,7 @@
       <w:rPr>
         <w:b w:val="0"/>
         <w:bCs w:val="0"/>
-        <w:color w:val="000000" w:themeColor="text1"/>
+        <w:color w:val="000000"/>
       </w:rPr>
       <w:tblPr/>
       <w:tcPr>
@@ -8924,7 +8925,7 @@
     </w:pPr>
     <w:rPr>
       <w:rFonts w:asciiTheme="majorHAnsi" w:eastAsiaTheme="majorEastAsia" w:hAnsiTheme="majorHAnsi" w:cstheme="majorBidi"/>
-      <w:color w:val="000000" w:themeColor="text1"/>
+      <w:color w:val="000000"/>
     </w:rPr>
     <w:tblPr>
       <w:tblStyleRowBandSize w:val="1"/>
@@ -8952,7 +8953,7 @@
       <w:rPr>
         <w:b/>
         <w:bCs/>
-        <w:color w:val="000000" w:themeColor="text1"/>
+        <w:color w:val="000000"/>
       </w:rPr>
       <w:tblPr/>
       <w:tcPr>
@@ -8963,7 +8964,7 @@
       <w:rPr>
         <w:b/>
         <w:bCs/>
-        <w:color w:val="000000" w:themeColor="text1"/>
+        <w:color w:val="000000"/>
       </w:rPr>
       <w:tblPr/>
       <w:tcPr>
@@ -8982,7 +8983,7 @@
       <w:rPr>
         <w:b/>
         <w:bCs/>
-        <w:color w:val="000000" w:themeColor="text1"/>
+        <w:color w:val="000000"/>
       </w:rPr>
       <w:tblPr/>
       <w:tcPr>
@@ -9001,7 +9002,7 @@
       <w:rPr>
         <w:b w:val="0"/>
         <w:bCs w:val="0"/>
-        <w:color w:val="000000" w:themeColor="text1"/>
+        <w:color w:val="000000"/>
       </w:rPr>
       <w:tblPr/>
       <w:tcPr>
@@ -9049,7 +9050,7 @@
     </w:pPr>
     <w:rPr>
       <w:rFonts w:asciiTheme="majorHAnsi" w:eastAsiaTheme="majorEastAsia" w:hAnsiTheme="majorHAnsi" w:cstheme="majorBidi"/>
-      <w:color w:val="000000" w:themeColor="text1"/>
+      <w:color w:val="000000"/>
     </w:rPr>
     <w:tblPr>
       <w:tblStyleRowBandSize w:val="1"/>
@@ -9077,7 +9078,7 @@
       <w:rPr>
         <w:b/>
         <w:bCs/>
-        <w:color w:val="000000" w:themeColor="text1"/>
+        <w:color w:val="000000"/>
       </w:rPr>
       <w:tblPr/>
       <w:tcPr>
@@ -9088,7 +9089,7 @@
       <w:rPr>
         <w:b/>
         <w:bCs/>
-        <w:color w:val="000000" w:themeColor="text1"/>
+        <w:color w:val="000000"/>
       </w:rPr>
       <w:tblPr/>
       <w:tcPr>
@@ -9107,7 +9108,7 @@
       <w:rPr>
         <w:b/>
         <w:bCs/>
-        <w:color w:val="000000" w:themeColor="text1"/>
+        <w:color w:val="000000"/>
       </w:rPr>
       <w:tblPr/>
       <w:tcPr>
@@ -9126,7 +9127,7 @@
       <w:rPr>
         <w:b w:val="0"/>
         <w:bCs w:val="0"/>
-        <w:color w:val="000000" w:themeColor="text1"/>
+        <w:color w:val="000000"/>
       </w:rPr>
       <w:tblPr/>
       <w:tcPr>
@@ -9174,7 +9175,7 @@
     </w:pPr>
     <w:rPr>
       <w:rFonts w:asciiTheme="majorHAnsi" w:eastAsiaTheme="majorEastAsia" w:hAnsiTheme="majorHAnsi" w:cstheme="majorBidi"/>
-      <w:color w:val="000000" w:themeColor="text1"/>
+      <w:color w:val="000000"/>
     </w:rPr>
     <w:tblPr>
       <w:tblStyleRowBandSize w:val="1"/>
@@ -9202,7 +9203,7 @@
       <w:rPr>
         <w:b/>
         <w:bCs/>
-        <w:color w:val="000000" w:themeColor="text1"/>
+        <w:color w:val="000000"/>
       </w:rPr>
       <w:tblPr/>
       <w:tcPr>
@@ -9213,7 +9214,7 @@
       <w:rPr>
         <w:b/>
         <w:bCs/>
-        <w:color w:val="000000" w:themeColor="text1"/>
+        <w:color w:val="000000"/>
       </w:rPr>
       <w:tblPr/>
       <w:tcPr>
@@ -9232,7 +9233,7 @@
       <w:rPr>
         <w:b/>
         <w:bCs/>
-        <w:color w:val="000000" w:themeColor="text1"/>
+        <w:color w:val="000000"/>
       </w:rPr>
       <w:tblPr/>
       <w:tcPr>
@@ -9251,7 +9252,7 @@
       <w:rPr>
         <w:b w:val="0"/>
         <w:bCs w:val="0"/>
-        <w:color w:val="000000" w:themeColor="text1"/>
+        <w:color w:val="000000"/>
       </w:rPr>
       <w:tblPr/>
       <w:tcPr>
@@ -9299,7 +9300,7 @@
     </w:pPr>
     <w:rPr>
       <w:rFonts w:asciiTheme="majorHAnsi" w:eastAsiaTheme="majorEastAsia" w:hAnsiTheme="majorHAnsi" w:cstheme="majorBidi"/>
-      <w:color w:val="000000" w:themeColor="text1"/>
+      <w:color w:val="000000"/>
     </w:rPr>
     <w:tblPr>
       <w:tblStyleRowBandSize w:val="1"/>
@@ -9327,7 +9328,7 @@
       <w:rPr>
         <w:b/>
         <w:bCs/>
-        <w:color w:val="000000" w:themeColor="text1"/>
+        <w:color w:val="000000"/>
       </w:rPr>
       <w:tblPr/>
       <w:tcPr>
@@ -9338,7 +9339,7 @@
       <w:rPr>
         <w:b/>
         <w:bCs/>
-        <w:color w:val="000000" w:themeColor="text1"/>
+        <w:color w:val="000000"/>
       </w:rPr>
       <w:tblPr/>
       <w:tcPr>
@@ -9357,7 +9358,7 @@
       <w:rPr>
         <w:b/>
         <w:bCs/>
-        <w:color w:val="000000" w:themeColor="text1"/>
+        <w:color w:val="000000"/>
       </w:rPr>
       <w:tblPr/>
       <w:tcPr>
@@ -9376,7 +9377,7 @@
       <w:rPr>
         <w:b w:val="0"/>
         <w:bCs w:val="0"/>
-        <w:color w:val="000000" w:themeColor="text1"/>
+        <w:color w:val="000000"/>
       </w:rPr>
       <w:tblPr/>
       <w:tcPr>
@@ -9424,7 +9425,7 @@
     </w:pPr>
     <w:rPr>
       <w:rFonts w:asciiTheme="majorHAnsi" w:eastAsiaTheme="majorEastAsia" w:hAnsiTheme="majorHAnsi" w:cstheme="majorBidi"/>
-      <w:color w:val="000000" w:themeColor="text1"/>
+      <w:color w:val="000000"/>
     </w:rPr>
     <w:tblPr>
       <w:tblStyleRowBandSize w:val="1"/>
@@ -9452,7 +9453,7 @@
       <w:rPr>
         <w:b/>
         <w:bCs/>
-        <w:color w:val="000000" w:themeColor="text1"/>
+        <w:color w:val="000000"/>
       </w:rPr>
       <w:tblPr/>
       <w:tcPr>
@@ -9463,7 +9464,7 @@
       <w:rPr>
         <w:b/>
         <w:bCs/>
-        <w:color w:val="000000" w:themeColor="text1"/>
+        <w:color w:val="000000"/>
       </w:rPr>
       <w:tblPr/>
       <w:tcPr>
@@ -9482,7 +9483,7 @@
       <w:rPr>
         <w:b/>
         <w:bCs/>
-        <w:color w:val="000000" w:themeColor="text1"/>
+        <w:color w:val="000000"/>
       </w:rPr>
       <w:tblPr/>
       <w:tcPr>
@@ -9501,7 +9502,7 @@
       <w:rPr>
         <w:b w:val="0"/>
         <w:bCs w:val="0"/>
-        <w:color w:val="000000" w:themeColor="text1"/>
+        <w:color w:val="000000"/>
       </w:rPr>
       <w:tblPr/>
       <w:tcPr>
@@ -9575,7 +9576,7 @@
         <w:bCs/>
         <w:i w:val="0"/>
         <w:iCs w:val="0"/>
-        <w:color w:val="FFFFFF" w:themeColor="background1"/>
+        <w:color w:val="000000"/>
       </w:rPr>
       <w:tblPr/>
       <w:tcPr>
@@ -9596,7 +9597,7 @@
         <w:bCs/>
         <w:i w:val="0"/>
         <w:iCs w:val="0"/>
-        <w:color w:val="FFFFFF" w:themeColor="background1"/>
+        <w:color w:val="000000"/>
       </w:rPr>
       <w:tblPr/>
       <w:tcPr>
@@ -9617,7 +9618,7 @@
         <w:bCs/>
         <w:i w:val="0"/>
         <w:iCs w:val="0"/>
-        <w:color w:val="FFFFFF" w:themeColor="background1"/>
+        <w:color w:val="000000"/>
       </w:rPr>
       <w:tblPr/>
       <w:tcPr>
@@ -9636,7 +9637,7 @@
         <w:bCs/>
         <w:i w:val="0"/>
         <w:iCs w:val="0"/>
-        <w:color w:val="FFFFFF" w:themeColor="background1"/>
+        <w:color w:val="000000"/>
       </w:rPr>
       <w:tblPr/>
       <w:tcPr>
@@ -9716,7 +9717,7 @@
         <w:bCs/>
         <w:i w:val="0"/>
         <w:iCs w:val="0"/>
-        <w:color w:val="FFFFFF" w:themeColor="background1"/>
+        <w:color w:val="000000"/>
       </w:rPr>
       <w:tblPr/>
       <w:tcPr>
@@ -9737,7 +9738,7 @@
         <w:bCs/>
         <w:i w:val="0"/>
         <w:iCs w:val="0"/>
-        <w:color w:val="FFFFFF" w:themeColor="background1"/>
+        <w:color w:val="000000"/>
       </w:rPr>
       <w:tblPr/>
       <w:tcPr>
@@ -9758,7 +9759,7 @@
         <w:bCs/>
         <w:i w:val="0"/>
         <w:iCs w:val="0"/>
-        <w:color w:val="FFFFFF" w:themeColor="background1"/>
+        <w:color w:val="000000"/>
       </w:rPr>
       <w:tblPr/>
       <w:tcPr>
@@ -9777,7 +9778,7 @@
         <w:bCs/>
         <w:i w:val="0"/>
         <w:iCs w:val="0"/>
-        <w:color w:val="FFFFFF" w:themeColor="background1"/>
+        <w:color w:val="000000"/>
       </w:rPr>
       <w:tblPr/>
       <w:tcPr>
@@ -9857,7 +9858,7 @@
         <w:bCs/>
         <w:i w:val="0"/>
         <w:iCs w:val="0"/>
-        <w:color w:val="FFFFFF" w:themeColor="background1"/>
+        <w:color w:val="000000"/>
       </w:rPr>
       <w:tblPr/>
       <w:tcPr>
@@ -9878,7 +9879,7 @@
         <w:bCs/>
         <w:i w:val="0"/>
         <w:iCs w:val="0"/>
-        <w:color w:val="FFFFFF" w:themeColor="background1"/>
+        <w:color w:val="000000"/>
       </w:rPr>
       <w:tblPr/>
       <w:tcPr>
@@ -9899,7 +9900,7 @@
         <w:bCs/>
         <w:i w:val="0"/>
         <w:iCs w:val="0"/>
-        <w:color w:val="FFFFFF" w:themeColor="background1"/>
+        <w:color w:val="000000"/>
       </w:rPr>
       <w:tblPr/>
       <w:tcPr>
@@ -9918,7 +9919,7 @@
         <w:bCs/>
         <w:i w:val="0"/>
         <w:iCs w:val="0"/>
-        <w:color w:val="FFFFFF" w:themeColor="background1"/>
+        <w:color w:val="000000"/>
       </w:rPr>
       <w:tblPr/>
       <w:tcPr>
@@ -9998,7 +9999,7 @@
         <w:bCs/>
         <w:i w:val="0"/>
         <w:iCs w:val="0"/>
-        <w:color w:val="FFFFFF" w:themeColor="background1"/>
+        <w:color w:val="000000"/>
       </w:rPr>
       <w:tblPr/>
       <w:tcPr>
@@ -10019,7 +10020,7 @@
         <w:bCs/>
         <w:i w:val="0"/>
         <w:iCs w:val="0"/>
-        <w:color w:val="FFFFFF" w:themeColor="background1"/>
+        <w:color w:val="000000"/>
       </w:rPr>
       <w:tblPr/>
       <w:tcPr>
@@ -10040,7 +10041,7 @@
         <w:bCs/>
         <w:i w:val="0"/>
         <w:iCs w:val="0"/>
-        <w:color w:val="FFFFFF" w:themeColor="background1"/>
+        <w:color w:val="000000"/>
       </w:rPr>
       <w:tblPr/>
       <w:tcPr>
@@ -10059,7 +10060,7 @@
         <w:bCs/>
         <w:i w:val="0"/>
         <w:iCs w:val="0"/>
-        <w:color w:val="FFFFFF" w:themeColor="background1"/>
+        <w:color w:val="000000"/>
       </w:rPr>
       <w:tblPr/>
       <w:tcPr>
@@ -10139,7 +10140,7 @@
         <w:bCs/>
         <w:i w:val="0"/>
         <w:iCs w:val="0"/>
-        <w:color w:val="FFFFFF" w:themeColor="background1"/>
+        <w:color w:val="000000"/>
       </w:rPr>
       <w:tblPr/>
       <w:tcPr>
@@ -10160,7 +10161,7 @@
         <w:bCs/>
         <w:i w:val="0"/>
         <w:iCs w:val="0"/>
-        <w:color w:val="FFFFFF" w:themeColor="background1"/>
+        <w:color w:val="000000"/>
       </w:rPr>
       <w:tblPr/>
       <w:tcPr>
@@ -10181,7 +10182,7 @@
         <w:bCs/>
         <w:i w:val="0"/>
         <w:iCs w:val="0"/>
-        <w:color w:val="FFFFFF" w:themeColor="background1"/>
+        <w:color w:val="000000"/>
       </w:rPr>
       <w:tblPr/>
       <w:tcPr>
@@ -10200,7 +10201,7 @@
         <w:bCs/>
         <w:i w:val="0"/>
         <w:iCs w:val="0"/>
-        <w:color w:val="FFFFFF" w:themeColor="background1"/>
+        <w:color w:val="000000"/>
       </w:rPr>
       <w:tblPr/>
       <w:tcPr>
@@ -10280,7 +10281,7 @@
         <w:bCs/>
         <w:i w:val="0"/>
         <w:iCs w:val="0"/>
-        <w:color w:val="FFFFFF" w:themeColor="background1"/>
+        <w:color w:val="000000"/>
       </w:rPr>
       <w:tblPr/>
       <w:tcPr>
@@ -10301,7 +10302,7 @@
         <w:bCs/>
         <w:i w:val="0"/>
         <w:iCs w:val="0"/>
-        <w:color w:val="FFFFFF" w:themeColor="background1"/>
+        <w:color w:val="000000"/>
       </w:rPr>
       <w:tblPr/>
       <w:tcPr>
@@ -10322,7 +10323,7 @@
         <w:bCs/>
         <w:i w:val="0"/>
         <w:iCs w:val="0"/>
-        <w:color w:val="FFFFFF" w:themeColor="background1"/>
+        <w:color w:val="000000"/>
       </w:rPr>
       <w:tblPr/>
       <w:tcPr>
@@ -10341,7 +10342,7 @@
         <w:bCs/>
         <w:i w:val="0"/>
         <w:iCs w:val="0"/>
-        <w:color w:val="FFFFFF" w:themeColor="background1"/>
+        <w:color w:val="000000"/>
       </w:rPr>
       <w:tblPr/>
       <w:tcPr>
@@ -10421,7 +10422,7 @@
         <w:bCs/>
         <w:i w:val="0"/>
         <w:iCs w:val="0"/>
-        <w:color w:val="FFFFFF" w:themeColor="background1"/>
+        <w:color w:val="000000"/>
       </w:rPr>
       <w:tblPr/>
       <w:tcPr>
@@ -10442,7 +10443,7 @@
         <w:bCs/>
         <w:i w:val="0"/>
         <w:iCs w:val="0"/>
-        <w:color w:val="FFFFFF" w:themeColor="background1"/>
+        <w:color w:val="000000"/>
       </w:rPr>
       <w:tblPr/>
       <w:tcPr>
@@ -10463,7 +10464,7 @@
         <w:bCs/>
         <w:i w:val="0"/>
         <w:iCs w:val="0"/>
-        <w:color w:val="FFFFFF" w:themeColor="background1"/>
+        <w:color w:val="000000"/>
       </w:rPr>
       <w:tblPr/>
       <w:tcPr>
@@ -10482,7 +10483,7 @@
         <w:bCs/>
         <w:i w:val="0"/>
         <w:iCs w:val="0"/>
-        <w:color w:val="FFFFFF" w:themeColor="background1"/>
+        <w:color w:val="000000"/>
       </w:rPr>
       <w:tblPr/>
       <w:tcPr>
@@ -10535,7 +10536,7 @@
       <w:spacing w:after="0" w:line="240" w:lineRule="auto"/>
     </w:pPr>
     <w:rPr>
-      <w:color w:val="FFFFFF" w:themeColor="background1"/>
+      <w:color w:val="000000"/>
     </w:rPr>
     <w:tblPr>
       <w:tblStyleRowBandSize w:val="1"/>
@@ -10649,7 +10650,7 @@
       <w:spacing w:after="0" w:line="240" w:lineRule="auto"/>
     </w:pPr>
     <w:rPr>
-      <w:color w:val="FFFFFF" w:themeColor="background1"/>
+      <w:color w:val="000000"/>
     </w:rPr>
     <w:tblPr>
       <w:tblStyleRowBandSize w:val="1"/>
@@ -10763,7 +10764,7 @@
       <w:spacing w:after="0" w:line="240" w:lineRule="auto"/>
     </w:pPr>
     <w:rPr>
-      <w:color w:val="FFFFFF" w:themeColor="background1"/>
+      <w:color w:val="000000"/>
     </w:rPr>
     <w:tblPr>
       <w:tblStyleRowBandSize w:val="1"/>
@@ -10877,7 +10878,7 @@
       <w:spacing w:after="0" w:line="240" w:lineRule="auto"/>
     </w:pPr>
     <w:rPr>
-      <w:color w:val="FFFFFF" w:themeColor="background1"/>
+      <w:color w:val="000000"/>
     </w:rPr>
     <w:tblPr>
       <w:tblStyleRowBandSize w:val="1"/>
@@ -10991,7 +10992,7 @@
       <w:spacing w:after="0" w:line="240" w:lineRule="auto"/>
     </w:pPr>
     <w:rPr>
-      <w:color w:val="FFFFFF" w:themeColor="background1"/>
+      <w:color w:val="000000"/>
     </w:rPr>
     <w:tblPr>
       <w:tblStyleRowBandSize w:val="1"/>
@@ -11105,7 +11106,7 @@
       <w:spacing w:after="0" w:line="240" w:lineRule="auto"/>
     </w:pPr>
     <w:rPr>
-      <w:color w:val="FFFFFF" w:themeColor="background1"/>
+      <w:color w:val="000000"/>
     </w:rPr>
     <w:tblPr>
       <w:tblStyleRowBandSize w:val="1"/>
@@ -11219,7 +11220,7 @@
       <w:spacing w:after="0" w:line="240" w:lineRule="auto"/>
     </w:pPr>
     <w:rPr>
-      <w:color w:val="FFFFFF" w:themeColor="background1"/>
+      <w:color w:val="000000"/>
     </w:rPr>
     <w:tblPr>
       <w:tblStyleRowBandSize w:val="1"/>
@@ -11333,7 +11334,7 @@
       <w:spacing w:after="0" w:line="240" w:lineRule="auto"/>
     </w:pPr>
     <w:rPr>
-      <w:color w:val="000000" w:themeColor="text1"/>
+      <w:color w:val="000000"/>
     </w:rPr>
     <w:tblPr>
       <w:tblStyleRowBandSize w:val="1"/>
@@ -11379,7 +11380,7 @@
       <w:rPr>
         <w:b/>
         <w:bCs/>
-        <w:color w:val="FFFFFF" w:themeColor="background1"/>
+        <w:color w:val="000000"/>
       </w:rPr>
       <w:tblPr/>
       <w:tcPr>
@@ -11391,7 +11392,7 @@
     </w:tblStylePr>
     <w:tblStylePr w:type="firstCol">
       <w:rPr>
-        <w:color w:val="FFFFFF" w:themeColor="background1"/>
+        <w:color w:val="000000"/>
       </w:rPr>
       <w:tblPr/>
       <w:tcPr>
@@ -11408,7 +11409,7 @@
     </w:tblStylePr>
     <w:tblStylePr w:type="lastCol">
       <w:rPr>
-        <w:color w:val="FFFFFF" w:themeColor="background1"/>
+        <w:color w:val="000000"/>
       </w:rPr>
       <w:tblPr/>
       <w:tcPr>
@@ -11437,12 +11438,12 @@
     </w:tblStylePr>
     <w:tblStylePr w:type="neCell">
       <w:rPr>
-        <w:color w:val="000000" w:themeColor="text1"/>
+        <w:color w:val="000000"/>
       </w:rPr>
     </w:tblStylePr>
     <w:tblStylePr w:type="nwCell">
       <w:rPr>
-        <w:color w:val="000000" w:themeColor="text1"/>
+        <w:color w:val="000000"/>
       </w:rPr>
     </w:tblStylePr>
   </w:style>
@@ -11455,7 +11456,7 @@
       <w:spacing w:after="0" w:line="240" w:lineRule="auto"/>
     </w:pPr>
     <w:rPr>
-      <w:color w:val="000000" w:themeColor="text1"/>
+      <w:color w:val="000000"/>
     </w:rPr>
     <w:tblPr>
       <w:tblStyleRowBandSize w:val="1"/>
@@ -11501,7 +11502,7 @@
       <w:rPr>
         <w:b/>
         <w:bCs/>
-        <w:color w:val="FFFFFF" w:themeColor="background1"/>
+        <w:color w:val="000000"/>
       </w:rPr>
       <w:tblPr/>
       <w:tcPr>
@@ -11513,7 +11514,7 @@
     </w:tblStylePr>
     <w:tblStylePr w:type="firstCol">
       <w:rPr>
-        <w:color w:val="FFFFFF" w:themeColor="background1"/>
+        <w:color w:val="000000"/>
       </w:rPr>
       <w:tblPr/>
       <w:tcPr>
@@ -11530,7 +11531,7 @@
     </w:tblStylePr>
     <w:tblStylePr w:type="lastCol">
       <w:rPr>
-        <w:color w:val="FFFFFF" w:themeColor="background1"/>
+        <w:color w:val="000000"/>
       </w:rPr>
       <w:tblPr/>
       <w:tcPr>
@@ -11559,12 +11560,12 @@
     </w:tblStylePr>
     <w:tblStylePr w:type="neCell">
       <w:rPr>
-        <w:color w:val="000000" w:themeColor="text1"/>
+        <w:color w:val="000000"/>
       </w:rPr>
     </w:tblStylePr>
     <w:tblStylePr w:type="nwCell">
       <w:rPr>
-        <w:color w:val="000000" w:themeColor="text1"/>
+        <w:color w:val="000000"/>
       </w:rPr>
     </w:tblStylePr>
   </w:style>
@@ -11577,7 +11578,7 @@
       <w:spacing w:after="0" w:line="240" w:lineRule="auto"/>
     </w:pPr>
     <w:rPr>
-      <w:color w:val="000000" w:themeColor="text1"/>
+      <w:color w:val="000000"/>
     </w:rPr>
     <w:tblPr>
       <w:tblStyleRowBandSize w:val="1"/>
@@ -11623,7 +11624,7 @@
       <w:rPr>
         <w:b/>
         <w:bCs/>
-        <w:color w:val="FFFFFF" w:themeColor="background1"/>
+        <w:color w:val="000000"/>
       </w:rPr>
       <w:tblPr/>
       <w:tcPr>
@@ -11635,7 +11636,7 @@
     </w:tblStylePr>
     <w:tblStylePr w:type="firstCol">
       <w:rPr>
-        <w:color w:val="FFFFFF" w:themeColor="background1"/>
+        <w:color w:val="000000"/>
       </w:rPr>
       <w:tblPr/>
       <w:tcPr>
@@ -11652,7 +11653,7 @@
     </w:tblStylePr>
     <w:tblStylePr w:type="lastCol">
       <w:rPr>
-        <w:color w:val="FFFFFF" w:themeColor="background1"/>
+        <w:color w:val="000000"/>
       </w:rPr>
       <w:tblPr/>
       <w:tcPr>
@@ -11681,12 +11682,12 @@
     </w:tblStylePr>
     <w:tblStylePr w:type="neCell">
       <w:rPr>
-        <w:color w:val="000000" w:themeColor="text1"/>
+        <w:color w:val="000000"/>
       </w:rPr>
     </w:tblStylePr>
     <w:tblStylePr w:type="nwCell">
       <w:rPr>
-        <w:color w:val="000000" w:themeColor="text1"/>
+        <w:color w:val="000000"/>
       </w:rPr>
     </w:tblStylePr>
   </w:style>
@@ -11699,7 +11700,7 @@
       <w:spacing w:after="0" w:line="240" w:lineRule="auto"/>
     </w:pPr>
     <w:rPr>
-      <w:color w:val="000000" w:themeColor="text1"/>
+      <w:color w:val="000000"/>
     </w:rPr>
     <w:tblPr>
       <w:tblStyleRowBandSize w:val="1"/>
@@ -11745,7 +11746,7 @@
       <w:rPr>
         <w:b/>
         <w:bCs/>
-        <w:color w:val="FFFFFF" w:themeColor="background1"/>
+        <w:color w:val="000000"/>
       </w:rPr>
       <w:tblPr/>
       <w:tcPr>
@@ -11757,7 +11758,7 @@
     </w:tblStylePr>
     <w:tblStylePr w:type="firstCol">
       <w:rPr>
-        <w:color w:val="FFFFFF" w:themeColor="background1"/>
+        <w:color w:val="000000"/>
       </w:rPr>
       <w:tblPr/>
       <w:tcPr>
@@ -11774,7 +11775,7 @@
     </w:tblStylePr>
     <w:tblStylePr w:type="lastCol">
       <w:rPr>
-        <w:color w:val="FFFFFF" w:themeColor="background1"/>
+        <w:color w:val="000000"/>
       </w:rPr>
       <w:tblPr/>
       <w:tcPr>
@@ -11811,7 +11812,7 @@
       <w:spacing w:after="0" w:line="240" w:lineRule="auto"/>
     </w:pPr>
     <w:rPr>
-      <w:color w:val="000000" w:themeColor="text1"/>
+      <w:color w:val="000000"/>
     </w:rPr>
     <w:tblPr>
       <w:tblStyleRowBandSize w:val="1"/>
@@ -11857,7 +11858,7 @@
       <w:rPr>
         <w:b/>
         <w:bCs/>
-        <w:color w:val="FFFFFF" w:themeColor="background1"/>
+        <w:color w:val="000000"/>
       </w:rPr>
       <w:tblPr/>
       <w:tcPr>
@@ -11869,7 +11870,7 @@
     </w:tblStylePr>
     <w:tblStylePr w:type="firstCol">
       <w:rPr>
-        <w:color w:val="FFFFFF" w:themeColor="background1"/>
+        <w:color w:val="000000"/>
       </w:rPr>
       <w:tblPr/>
       <w:tcPr>
@@ -11886,7 +11887,7 @@
     </w:tblStylePr>
     <w:tblStylePr w:type="lastCol">
       <w:rPr>
-        <w:color w:val="FFFFFF" w:themeColor="background1"/>
+        <w:color w:val="000000"/>
       </w:rPr>
       <w:tblPr/>
       <w:tcPr>
@@ -11915,12 +11916,12 @@
     </w:tblStylePr>
     <w:tblStylePr w:type="neCell">
       <w:rPr>
-        <w:color w:val="000000" w:themeColor="text1"/>
+        <w:color w:val="000000"/>
       </w:rPr>
     </w:tblStylePr>
     <w:tblStylePr w:type="nwCell">
       <w:rPr>
-        <w:color w:val="000000" w:themeColor="text1"/>
+        <w:color w:val="000000"/>
       </w:rPr>
     </w:tblStylePr>
   </w:style>
@@ -11933,7 +11934,7 @@
       <w:spacing w:after="0" w:line="240" w:lineRule="auto"/>
     </w:pPr>
     <w:rPr>
-      <w:color w:val="000000" w:themeColor="text1"/>
+      <w:color w:val="000000"/>
     </w:rPr>
     <w:tblPr>
       <w:tblStyleRowBandSize w:val="1"/>
@@ -11979,7 +11980,7 @@
       <w:rPr>
         <w:b/>
         <w:bCs/>
-        <w:color w:val="FFFFFF" w:themeColor="background1"/>
+        <w:color w:val="000000"/>
       </w:rPr>
       <w:tblPr/>
       <w:tcPr>
@@ -11991,7 +11992,7 @@
     </w:tblStylePr>
     <w:tblStylePr w:type="firstCol">
       <w:rPr>
-        <w:color w:val="FFFFFF" w:themeColor="background1"/>
+        <w:color w:val="000000"/>
       </w:rPr>
       <w:tblPr/>
       <w:tcPr>
@@ -12008,7 +12009,7 @@
     </w:tblStylePr>
     <w:tblStylePr w:type="lastCol">
       <w:rPr>
-        <w:color w:val="FFFFFF" w:themeColor="background1"/>
+        <w:color w:val="000000"/>
       </w:rPr>
       <w:tblPr/>
       <w:tcPr>
@@ -12037,12 +12038,12 @@
     </w:tblStylePr>
     <w:tblStylePr w:type="neCell">
       <w:rPr>
-        <w:color w:val="000000" w:themeColor="text1"/>
+        <w:color w:val="000000"/>
       </w:rPr>
     </w:tblStylePr>
     <w:tblStylePr w:type="nwCell">
       <w:rPr>
-        <w:color w:val="000000" w:themeColor="text1"/>
+        <w:color w:val="000000"/>
       </w:rPr>
     </w:tblStylePr>
   </w:style>
@@ -12055,7 +12056,7 @@
       <w:spacing w:after="0" w:line="240" w:lineRule="auto"/>
     </w:pPr>
     <w:rPr>
-      <w:color w:val="000000" w:themeColor="text1"/>
+      <w:color w:val="000000"/>
     </w:rPr>
     <w:tblPr>
       <w:tblStyleRowBandSize w:val="1"/>
@@ -12101,7 +12102,7 @@
       <w:rPr>
         <w:b/>
         <w:bCs/>
-        <w:color w:val="FFFFFF" w:themeColor="background1"/>
+        <w:color w:val="000000"/>
       </w:rPr>
       <w:tblPr/>
       <w:tcPr>
@@ -12113,7 +12114,7 @@
     </w:tblStylePr>
     <w:tblStylePr w:type="firstCol">
       <w:rPr>
-        <w:color w:val="FFFFFF" w:themeColor="background1"/>
+        <w:color w:val="000000"/>
       </w:rPr>
       <w:tblPr/>
       <w:tcPr>
@@ -12130,7 +12131,7 @@
     </w:tblStylePr>
     <w:tblStylePr w:type="lastCol">
       <w:rPr>
-        <w:color w:val="FFFFFF" w:themeColor="background1"/>
+        <w:color w:val="000000"/>
       </w:rPr>
       <w:tblPr/>
       <w:tcPr>
@@ -12159,12 +12160,12 @@
     </w:tblStylePr>
     <w:tblStylePr w:type="neCell">
       <w:rPr>
-        <w:color w:val="000000" w:themeColor="text1"/>
+        <w:color w:val="000000"/>
       </w:rPr>
     </w:tblStylePr>
     <w:tblStylePr w:type="nwCell">
       <w:rPr>
-        <w:color w:val="000000" w:themeColor="text1"/>
+        <w:color w:val="000000"/>
       </w:rPr>
     </w:tblStylePr>
   </w:style>
@@ -12177,7 +12178,7 @@
       <w:spacing w:after="0" w:line="240" w:lineRule="auto"/>
     </w:pPr>
     <w:rPr>
-      <w:color w:val="000000" w:themeColor="text1"/>
+      <w:color w:val="000000"/>
     </w:rPr>
     <w:tblPr>
       <w:tblStyleRowBandSize w:val="1"/>
@@ -12197,7 +12198,7 @@
       <w:rPr>
         <w:b/>
         <w:bCs/>
-        <w:color w:val="FFFFFF" w:themeColor="background1"/>
+        <w:color w:val="000000"/>
       </w:rPr>
       <w:tblPr/>
       <w:tcPr>
@@ -12211,7 +12212,7 @@
       <w:rPr>
         <w:b/>
         <w:bCs/>
-        <w:color w:val="9E3A38" w:themeColor="accent2" w:themeShade="CC"/>
+        <w:color w:val="000000"/>
       </w:rPr>
       <w:tblPr/>
       <w:tcPr>
@@ -12263,7 +12264,7 @@
       <w:spacing w:after="0" w:line="240" w:lineRule="auto"/>
     </w:pPr>
     <w:rPr>
-      <w:color w:val="000000" w:themeColor="text1"/>
+      <w:color w:val="000000"/>
     </w:rPr>
     <w:tblPr>
       <w:tblStyleRowBandSize w:val="1"/>
@@ -12283,7 +12284,7 @@
       <w:rPr>
         <w:b/>
         <w:bCs/>
-        <w:color w:val="FFFFFF" w:themeColor="background1"/>
+        <w:color w:val="000000"/>
       </w:rPr>
       <w:tblPr/>
       <w:tcPr>
@@ -12297,7 +12298,7 @@
       <w:rPr>
         <w:b/>
         <w:bCs/>
-        <w:color w:val="9E3A38" w:themeColor="accent2" w:themeShade="CC"/>
+        <w:color w:val="000000"/>
       </w:rPr>
       <w:tblPr/>
       <w:tcPr>
@@ -12349,7 +12350,7 @@
       <w:spacing w:after="0" w:line="240" w:lineRule="auto"/>
     </w:pPr>
     <w:rPr>
-      <w:color w:val="000000" w:themeColor="text1"/>
+      <w:color w:val="000000"/>
     </w:rPr>
     <w:tblPr>
       <w:tblStyleRowBandSize w:val="1"/>
@@ -12369,7 +12370,7 @@
       <w:rPr>
         <w:b/>
         <w:bCs/>
-        <w:color w:val="FFFFFF" w:themeColor="background1"/>
+        <w:color w:val="000000"/>
       </w:rPr>
       <w:tblPr/>
       <w:tcPr>
@@ -12383,7 +12384,7 @@
       <w:rPr>
         <w:b/>
         <w:bCs/>
-        <w:color w:val="9E3A38" w:themeColor="accent2" w:themeShade="CC"/>
+        <w:color w:val="000000"/>
       </w:rPr>
       <w:tblPr/>
       <w:tcPr>
@@ -12435,7 +12436,7 @@
       <w:spacing w:after="0" w:line="240" w:lineRule="auto"/>
     </w:pPr>
     <w:rPr>
-      <w:color w:val="000000" w:themeColor="text1"/>
+      <w:color w:val="000000"/>
     </w:rPr>
     <w:tblPr>
       <w:tblStyleRowBandSize w:val="1"/>
@@ -12455,7 +12456,7 @@
       <w:rPr>
         <w:b/>
         <w:bCs/>
-        <w:color w:val="FFFFFF" w:themeColor="background1"/>
+        <w:color w:val="000000"/>
       </w:rPr>
       <w:tblPr/>
       <w:tcPr>
@@ -12469,7 +12470,7 @@
       <w:rPr>
         <w:b/>
         <w:bCs/>
-        <w:color w:val="664E82" w:themeColor="accent4" w:themeShade="CC"/>
+        <w:color w:val="000000"/>
       </w:rPr>
       <w:tblPr/>
       <w:tcPr>
@@ -12521,7 +12522,7 @@
       <w:spacing w:after="0" w:line="240" w:lineRule="auto"/>
     </w:pPr>
     <w:rPr>
-      <w:color w:val="000000" w:themeColor="text1"/>
+      <w:color w:val="000000"/>
     </w:rPr>
     <w:tblPr>
       <w:tblStyleRowBandSize w:val="1"/>
@@ -12541,7 +12542,7 @@
       <w:rPr>
         <w:b/>
         <w:bCs/>
-        <w:color w:val="FFFFFF" w:themeColor="background1"/>
+        <w:color w:val="000000"/>
       </w:rPr>
       <w:tblPr/>
       <w:tcPr>
@@ -12555,7 +12556,7 @@
       <w:rPr>
         <w:b/>
         <w:bCs/>
-        <w:color w:val="7E9C40" w:themeColor="accent3" w:themeShade="CC"/>
+        <w:color w:val="000000"/>
       </w:rPr>
       <w:tblPr/>
       <w:tcPr>
@@ -12607,7 +12608,7 @@
       <w:spacing w:after="0" w:line="240" w:lineRule="auto"/>
     </w:pPr>
     <w:rPr>
-      <w:color w:val="000000" w:themeColor="text1"/>
+      <w:color w:val="000000"/>
     </w:rPr>
     <w:tblPr>
       <w:tblStyleRowBandSize w:val="1"/>
@@ -12627,7 +12628,7 @@
       <w:rPr>
         <w:b/>
         <w:bCs/>
-        <w:color w:val="FFFFFF" w:themeColor="background1"/>
+        <w:color w:val="000000"/>
       </w:rPr>
       <w:tblPr/>
       <w:tcPr>
@@ -12641,7 +12642,7 @@
       <w:rPr>
         <w:b/>
         <w:bCs/>
-        <w:color w:val="F2730A" w:themeColor="accent6" w:themeShade="CC"/>
+        <w:color w:val="000000"/>
       </w:rPr>
       <w:tblPr/>
       <w:tcPr>
@@ -12693,7 +12694,7 @@
       <w:spacing w:after="0" w:line="240" w:lineRule="auto"/>
     </w:pPr>
     <w:rPr>
-      <w:color w:val="000000" w:themeColor="text1"/>
+      <w:color w:val="000000"/>
     </w:rPr>
     <w:tblPr>
       <w:tblStyleRowBandSize w:val="1"/>
@@ -12713,7 +12714,7 @@
       <w:rPr>
         <w:b/>
         <w:bCs/>
-        <w:color w:val="FFFFFF" w:themeColor="background1"/>
+        <w:color w:val="000000"/>
       </w:rPr>
       <w:tblPr/>
       <w:tcPr>
@@ -12727,7 +12728,7 @@
       <w:rPr>
         <w:b/>
         <w:bCs/>
-        <w:color w:val="348DA5" w:themeColor="accent5" w:themeShade="CC"/>
+        <w:color w:val="000000"/>
       </w:rPr>
       <w:tblPr/>
       <w:tcPr>
@@ -12779,7 +12780,7 @@
       <w:spacing w:after="0" w:line="240" w:lineRule="auto"/>
     </w:pPr>
     <w:rPr>
-      <w:color w:val="000000" w:themeColor="text1"/>
+      <w:color w:val="000000"/>
     </w:rPr>
     <w:tblPr>
       <w:tblStyleRowBandSize w:val="1"/>
@@ -12812,7 +12813,7 @@
       <w:rPr>
         <w:b/>
         <w:bCs/>
-        <w:color w:val="000000" w:themeColor="text1"/>
+        <w:color w:val="000000"/>
       </w:rPr>
       <w:tblPr/>
       <w:tcPr>
@@ -12821,7 +12822,7 @@
     </w:tblStylePr>
     <w:tblStylePr w:type="firstCol">
       <w:rPr>
-        <w:color w:val="FFFFFF" w:themeColor="background1"/>
+        <w:color w:val="000000"/>
       </w:rPr>
       <w:tblPr/>
       <w:tcPr>
@@ -12830,7 +12831,7 @@
     </w:tblStylePr>
     <w:tblStylePr w:type="lastCol">
       <w:rPr>
-        <w:color w:val="FFFFFF" w:themeColor="background1"/>
+        <w:color w:val="000000"/>
       </w:rPr>
       <w:tblPr/>
       <w:tcPr>
@@ -12859,7 +12860,7 @@
       <w:spacing w:after="0" w:line="240" w:lineRule="auto"/>
     </w:pPr>
     <w:rPr>
-      <w:color w:val="000000" w:themeColor="text1"/>
+      <w:color w:val="000000"/>
     </w:rPr>
     <w:tblPr>
       <w:tblStyleRowBandSize w:val="1"/>
@@ -12892,7 +12893,7 @@
       <w:rPr>
         <w:b/>
         <w:bCs/>
-        <w:color w:val="000000" w:themeColor="text1"/>
+        <w:color w:val="000000"/>
       </w:rPr>
       <w:tblPr/>
       <w:tcPr>
@@ -12901,7 +12902,7 @@
     </w:tblStylePr>
     <w:tblStylePr w:type="firstCol">
       <w:rPr>
-        <w:color w:val="FFFFFF" w:themeColor="background1"/>
+        <w:color w:val="000000"/>
       </w:rPr>
       <w:tblPr/>
       <w:tcPr>
@@ -12910,7 +12911,7 @@
     </w:tblStylePr>
     <w:tblStylePr w:type="lastCol">
       <w:rPr>
-        <w:color w:val="FFFFFF" w:themeColor="background1"/>
+        <w:color w:val="000000"/>
       </w:rPr>
       <w:tblPr/>
       <w:tcPr>
@@ -12939,7 +12940,7 @@
       <w:spacing w:after="0" w:line="240" w:lineRule="auto"/>
     </w:pPr>
     <w:rPr>
-      <w:color w:val="000000" w:themeColor="text1"/>
+      <w:color w:val="000000"/>
     </w:rPr>
     <w:tblPr>
       <w:tblStyleRowBandSize w:val="1"/>
@@ -12972,7 +12973,7 @@
       <w:rPr>
         <w:b/>
         <w:bCs/>
-        <w:color w:val="000000" w:themeColor="text1"/>
+        <w:color w:val="000000"/>
       </w:rPr>
       <w:tblPr/>
       <w:tcPr>
@@ -12981,7 +12982,7 @@
     </w:tblStylePr>
     <w:tblStylePr w:type="firstCol">
       <w:rPr>
-        <w:color w:val="FFFFFF" w:themeColor="background1"/>
+        <w:color w:val="000000"/>
       </w:rPr>
       <w:tblPr/>
       <w:tcPr>
@@ -12990,7 +12991,7 @@
     </w:tblStylePr>
     <w:tblStylePr w:type="lastCol">
       <w:rPr>
-        <w:color w:val="FFFFFF" w:themeColor="background1"/>
+        <w:color w:val="000000"/>
       </w:rPr>
       <w:tblPr/>
       <w:tcPr>
@@ -13019,7 +13020,7 @@
       <w:spacing w:after="0" w:line="240" w:lineRule="auto"/>
     </w:pPr>
     <w:rPr>
-      <w:color w:val="000000" w:themeColor="text1"/>
+      <w:color w:val="000000"/>
     </w:rPr>
     <w:tblPr>
       <w:tblStyleRowBandSize w:val="1"/>
@@ -13052,7 +13053,7 @@
       <w:rPr>
         <w:b/>
         <w:bCs/>
-        <w:color w:val="000000" w:themeColor="text1"/>
+        <w:color w:val="000000"/>
       </w:rPr>
       <w:tblPr/>
       <w:tcPr>
@@ -13061,7 +13062,7 @@
     </w:tblStylePr>
     <w:tblStylePr w:type="firstCol">
       <w:rPr>
-        <w:color w:val="FFFFFF" w:themeColor="background1"/>
+        <w:color w:val="000000"/>
       </w:rPr>
       <w:tblPr/>
       <w:tcPr>
@@ -13070,7 +13071,7 @@
     </w:tblStylePr>
     <w:tblStylePr w:type="lastCol">
       <w:rPr>
-        <w:color w:val="FFFFFF" w:themeColor="background1"/>
+        <w:color w:val="000000"/>
       </w:rPr>
       <w:tblPr/>
       <w:tcPr>
@@ -13099,7 +13100,7 @@
       <w:spacing w:after="0" w:line="240" w:lineRule="auto"/>
     </w:pPr>
     <w:rPr>
-      <w:color w:val="000000" w:themeColor="text1"/>
+      <w:color w:val="000000"/>
     </w:rPr>
     <w:tblPr>
       <w:tblStyleRowBandSize w:val="1"/>
@@ -13132,7 +13133,7 @@
       <w:rPr>
         <w:b/>
         <w:bCs/>
-        <w:color w:val="000000" w:themeColor="text1"/>
+        <w:color w:val="000000"/>
       </w:rPr>
       <w:tblPr/>
       <w:tcPr>
@@ -13141,7 +13142,7 @@
     </w:tblStylePr>
     <w:tblStylePr w:type="firstCol">
       <w:rPr>
-        <w:color w:val="FFFFFF" w:themeColor="background1"/>
+        <w:color w:val="000000"/>
       </w:rPr>
       <w:tblPr/>
       <w:tcPr>
@@ -13150,7 +13151,7 @@
     </w:tblStylePr>
     <w:tblStylePr w:type="lastCol">
       <w:rPr>
-        <w:color w:val="FFFFFF" w:themeColor="background1"/>
+        <w:color w:val="000000"/>
       </w:rPr>
       <w:tblPr/>
       <w:tcPr>
@@ -13179,7 +13180,7 @@
       <w:spacing w:after="0" w:line="240" w:lineRule="auto"/>
     </w:pPr>
     <w:rPr>
-      <w:color w:val="000000" w:themeColor="text1"/>
+      <w:color w:val="000000"/>
     </w:rPr>
     <w:tblPr>
       <w:tblStyleRowBandSize w:val="1"/>
@@ -13212,7 +13213,7 @@
       <w:rPr>
         <w:b/>
         <w:bCs/>
-        <w:color w:val="000000" w:themeColor="text1"/>
+        <w:color w:val="000000"/>
       </w:rPr>
       <w:tblPr/>
       <w:tcPr>
@@ -13221,7 +13222,7 @@
     </w:tblStylePr>
     <w:tblStylePr w:type="firstCol">
       <w:rPr>
-        <w:color w:val="FFFFFF" w:themeColor="background1"/>
+        <w:color w:val="000000"/>
       </w:rPr>
       <w:tblPr/>
       <w:tcPr>
@@ -13230,7 +13231,7 @@
     </w:tblStylePr>
     <w:tblStylePr w:type="lastCol">
       <w:rPr>
-        <w:color w:val="FFFFFF" w:themeColor="background1"/>
+        <w:color w:val="000000"/>
       </w:rPr>
       <w:tblPr/>
       <w:tcPr>
@@ -13259,7 +13260,7 @@
       <w:spacing w:after="0" w:line="240" w:lineRule="auto"/>
     </w:pPr>
     <w:rPr>
-      <w:color w:val="000000" w:themeColor="text1"/>
+      <w:color w:val="000000"/>
     </w:rPr>
     <w:tblPr>
       <w:tblStyleRowBandSize w:val="1"/>
@@ -13292,7 +13293,7 @@
       <w:rPr>
         <w:b/>
         <w:bCs/>
-        <w:color w:val="000000" w:themeColor="text1"/>
+        <w:color w:val="000000"/>
       </w:rPr>
       <w:tblPr/>
       <w:tcPr>
@@ -13301,7 +13302,7 @@
     </w:tblStylePr>
     <w:tblStylePr w:type="firstCol">
       <w:rPr>
-        <w:color w:val="FFFFFF" w:themeColor="background1"/>
+        <w:color w:val="000000"/>
       </w:rPr>
       <w:tblPr/>
       <w:tcPr>
@@ -13310,7 +13311,7 @@
     </w:tblStylePr>
     <w:tblStylePr w:type="lastCol">
       <w:rPr>
-        <w:color w:val="FFFFFF" w:themeColor="background1"/>
+        <w:color w:val="000000"/>
       </w:rPr>
       <w:tblPr/>
       <w:tcPr>
